--- a/materialien/Welt6_Endgegner/4_Boss/AQ_W6_Klausur_Ladepark.docx
+++ b/materialien/Welt6_Endgegner/4_Boss/AQ_W6_Klausur_Ladepark.docx
@@ -5760,13 +5760,12 @@
         </w:tblBorders>
       </w:tblPr>
       <w:tblGrid>
-        <w:gridCol w:w="1500"/>
-        <w:gridCol w:w="2638"/>
-        <w:gridCol w:w="1100"/>
-        <w:gridCol w:w="1100"/>
-        <w:gridCol w:w="1100"/>
-        <w:gridCol w:w="1100"/>
-        <w:gridCol w:w="1100"/>
+        <w:gridCol w:w="2065"/>
+        <w:gridCol w:w="1515"/>
+        <w:gridCol w:w="1515"/>
+        <w:gridCol w:w="1515"/>
+        <w:gridCol w:w="1515"/>
+        <w:gridCol w:w="1515"/>
       </w:tblGrid>
       <w:tr>
         <w:trPr>
@@ -5775,7 +5774,7 @@
         </w:trPr>
         <w:tc>
           <w:tcPr>
-            <w:tcW w:type="dxa" w:w="1500"/>
+            <w:tcW w:type="dxa" w:w="2065"/>
             <w:shd w:fill="595959" w:color="auto" w:val="clear"/>
             <w:tcMar>
               <w:top w:type="dxa" w:w="50"/>
@@ -5805,7 +5804,7 @@
         </w:tc>
         <w:tc>
           <w:tcPr>
-            <w:tcW w:type="dxa" w:w="2638"/>
+            <w:tcW w:type="dxa" w:w="1515"/>
             <w:shd w:fill="595959" w:color="auto" w:val="clear"/>
             <w:tcMar>
               <w:top w:type="dxa" w:w="50"/>
@@ -5829,13 +5828,13 @@
                 <w:sz w:val="19"/>
                 <w:szCs w:val="19"/>
               </w:rPr>
-              <w:t xml:space="preserve">links.getEnergie() &lt; rechts.getEnergie()</w:t>
-            </w:r>
-          </w:p>
-        </w:tc>
-        <w:tc>
-          <w:tcPr>
-            <w:tcW w:type="dxa" w:w="1100"/>
+              <w:t xml:space="preserve">[0]</w:t>
+            </w:r>
+          </w:p>
+        </w:tc>
+        <w:tc>
+          <w:tcPr>
+            <w:tcW w:type="dxa" w:w="1515"/>
             <w:shd w:fill="595959" w:color="auto" w:val="clear"/>
             <w:tcMar>
               <w:top w:type="dxa" w:w="50"/>
@@ -5859,13 +5858,13 @@
                 <w:sz w:val="19"/>
                 <w:szCs w:val="19"/>
               </w:rPr>
-              <w:t xml:space="preserve">[0]</w:t>
-            </w:r>
-          </w:p>
-        </w:tc>
-        <w:tc>
-          <w:tcPr>
-            <w:tcW w:type="dxa" w:w="1100"/>
+              <w:t xml:space="preserve">[1]</w:t>
+            </w:r>
+          </w:p>
+        </w:tc>
+        <w:tc>
+          <w:tcPr>
+            <w:tcW w:type="dxa" w:w="1515"/>
             <w:shd w:fill="595959" w:color="auto" w:val="clear"/>
             <w:tcMar>
               <w:top w:type="dxa" w:w="50"/>
@@ -5889,13 +5888,13 @@
                 <w:sz w:val="19"/>
                 <w:szCs w:val="19"/>
               </w:rPr>
-              <w:t xml:space="preserve">[1]</w:t>
-            </w:r>
-          </w:p>
-        </w:tc>
-        <w:tc>
-          <w:tcPr>
-            <w:tcW w:type="dxa" w:w="1100"/>
+              <w:t xml:space="preserve">[2]</w:t>
+            </w:r>
+          </w:p>
+        </w:tc>
+        <w:tc>
+          <w:tcPr>
+            <w:tcW w:type="dxa" w:w="1515"/>
             <w:shd w:fill="595959" w:color="auto" w:val="clear"/>
             <w:tcMar>
               <w:top w:type="dxa" w:w="50"/>
@@ -5919,43 +5918,13 @@
                 <w:sz w:val="19"/>
                 <w:szCs w:val="19"/>
               </w:rPr>
-              <w:t xml:space="preserve">[2]</w:t>
-            </w:r>
-          </w:p>
-        </w:tc>
-        <w:tc>
-          <w:tcPr>
-            <w:tcW w:type="dxa" w:w="1100"/>
-            <w:shd w:fill="595959" w:color="auto" w:val="clear"/>
-            <w:tcMar>
-              <w:top w:type="dxa" w:w="50"/>
-              <w:left w:type="dxa" w:w="90"/>
-              <w:bottom w:type="dxa" w:w="50"/>
-              <w:right w:type="dxa" w:w="90"/>
-            </w:tcMar>
-            <w:vAlign w:val="center"/>
-          </w:tcPr>
-          <w:p>
-            <w:pPr>
-              <w:spacing w:after="30" w:before="0"/>
-              <w:jc w:val="center"/>
-            </w:pPr>
-            <w:r>
-              <w:rPr>
-                <w:rFonts w:ascii="Calibri" w:cs="Calibri" w:eastAsia="Calibri" w:hAnsi="Calibri"/>
-                <w:b/>
-                <w:bCs/>
-                <w:color w:val="FFFFFF"/>
-                <w:sz w:val="19"/>
-                <w:szCs w:val="19"/>
-              </w:rPr>
               <w:t xml:space="preserve">[3]</w:t>
             </w:r>
           </w:p>
         </w:tc>
         <w:tc>
           <w:tcPr>
-            <w:tcW w:type="dxa" w:w="1100"/>
+            <w:tcW w:type="dxa" w:w="1515"/>
             <w:shd w:fill="595959" w:color="auto" w:val="clear"/>
             <w:tcMar>
               <w:top w:type="dxa" w:w="50"/>
@@ -5991,7 +5960,7 @@
         </w:trPr>
         <w:tc>
           <w:tcPr>
-            <w:tcW w:type="dxa" w:w="1500"/>
+            <w:tcW w:type="dxa" w:w="2065"/>
             <w:tcMar>
               <w:top w:type="dxa" w:w="50"/>
               <w:left w:type="dxa" w:w="90"/>
@@ -6019,7 +5988,7 @@
         </w:tc>
         <w:tc>
           <w:tcPr>
-            <w:tcW w:type="dxa" w:w="2638"/>
+            <w:tcW w:type="dxa" w:w="1515"/>
             <w:tcMar>
               <w:top w:type="dxa" w:w="50"/>
               <w:left w:type="dxa" w:w="90"/>
@@ -6041,13 +6010,13 @@
                 <w:sz w:val="19"/>
                 <w:szCs w:val="19"/>
               </w:rPr>
-              <w:t xml:space="preserve">–</w:t>
-            </w:r>
-          </w:p>
-        </w:tc>
-        <w:tc>
-          <w:tcPr>
-            <w:tcW w:type="dxa" w:w="1100"/>
+              <w:t xml:space="preserve">18</w:t>
+            </w:r>
+          </w:p>
+        </w:tc>
+        <w:tc>
+          <w:tcPr>
+            <w:tcW w:type="dxa" w:w="1515"/>
             <w:tcMar>
               <w:top w:type="dxa" w:w="50"/>
               <w:left w:type="dxa" w:w="90"/>
@@ -6069,13 +6038,13 @@
                 <w:sz w:val="19"/>
                 <w:szCs w:val="19"/>
               </w:rPr>
-              <w:t xml:space="preserve">18</w:t>
-            </w:r>
-          </w:p>
-        </w:tc>
-        <w:tc>
-          <w:tcPr>
-            <w:tcW w:type="dxa" w:w="1100"/>
+              <w:t xml:space="preserve">42</w:t>
+            </w:r>
+          </w:p>
+        </w:tc>
+        <w:tc>
+          <w:tcPr>
+            <w:tcW w:type="dxa" w:w="1515"/>
             <w:tcMar>
               <w:top w:type="dxa" w:w="50"/>
               <w:left w:type="dxa" w:w="90"/>
@@ -6097,13 +6066,13 @@
                 <w:sz w:val="19"/>
                 <w:szCs w:val="19"/>
               </w:rPr>
-              <w:t xml:space="preserve">42</w:t>
-            </w:r>
-          </w:p>
-        </w:tc>
-        <w:tc>
-          <w:tcPr>
-            <w:tcW w:type="dxa" w:w="1100"/>
+              <w:t xml:space="preserve">25</w:t>
+            </w:r>
+          </w:p>
+        </w:tc>
+        <w:tc>
+          <w:tcPr>
+            <w:tcW w:type="dxa" w:w="1515"/>
             <w:tcMar>
               <w:top w:type="dxa" w:w="50"/>
               <w:left w:type="dxa" w:w="90"/>
@@ -6125,41 +6094,13 @@
                 <w:sz w:val="19"/>
                 <w:szCs w:val="19"/>
               </w:rPr>
-              <w:t xml:space="preserve">25</w:t>
-            </w:r>
-          </w:p>
-        </w:tc>
-        <w:tc>
-          <w:tcPr>
-            <w:tcW w:type="dxa" w:w="1100"/>
-            <w:tcMar>
-              <w:top w:type="dxa" w:w="50"/>
-              <w:left w:type="dxa" w:w="90"/>
-              <w:bottom w:type="dxa" w:w="50"/>
-              <w:right w:type="dxa" w:w="90"/>
-            </w:tcMar>
-            <w:vAlign w:val="center"/>
-          </w:tcPr>
-          <w:p>
-            <w:pPr>
-              <w:spacing w:after="30" w:before="0"/>
-              <w:jc w:val="center"/>
-            </w:pPr>
-            <w:r>
-              <w:rPr>
-                <w:rFonts w:ascii="Calibri" w:cs="Calibri" w:eastAsia="Calibri" w:hAnsi="Calibri"/>
-                <w:b w:val="false"/>
-                <w:bCs w:val="false"/>
-                <w:sz w:val="19"/>
-                <w:szCs w:val="19"/>
-              </w:rPr>
               <w:t xml:space="preserve">42</w:t>
             </w:r>
           </w:p>
         </w:tc>
         <w:tc>
           <w:tcPr>
-            <w:tcW w:type="dxa" w:w="1100"/>
+            <w:tcW w:type="dxa" w:w="1515"/>
             <w:tcMar>
               <w:top w:type="dxa" w:w="50"/>
               <w:left w:type="dxa" w:w="90"/>
@@ -6193,115 +6134,97 @@
         </w:trPr>
         <w:tc>
           <w:tcPr>
-            <w:tcW w:type="dxa" w:w="1500"/>
-            <w:tcMar>
-              <w:top w:type="dxa" w:w="50"/>
-              <w:left w:type="dxa" w:w="90"/>
-              <w:bottom w:type="dxa" w:w="50"/>
-              <w:right w:type="dxa" w:w="90"/>
-            </w:tcMar>
-            <w:vAlign w:val="center"/>
-          </w:tcPr>
-          <w:p>
-            <w:pPr>
-              <w:spacing w:after="30" w:before="0"/>
-              <w:jc w:val="center"/>
-            </w:pPr>
-          </w:p>
-        </w:tc>
-        <w:tc>
-          <w:tcPr>
-            <w:tcW w:type="dxa" w:w="2638"/>
-            <w:tcMar>
-              <w:top w:type="dxa" w:w="50"/>
-              <w:left w:type="dxa" w:w="90"/>
-              <w:bottom w:type="dxa" w:w="50"/>
-              <w:right w:type="dxa" w:w="90"/>
-            </w:tcMar>
-            <w:vAlign w:val="center"/>
-          </w:tcPr>
-          <w:p>
-            <w:pPr>
-              <w:spacing w:after="30" w:before="0"/>
-              <w:jc w:val="center"/>
-            </w:pPr>
-          </w:p>
-        </w:tc>
-        <w:tc>
-          <w:tcPr>
-            <w:tcW w:type="dxa" w:w="1100"/>
-            <w:tcMar>
-              <w:top w:type="dxa" w:w="50"/>
-              <w:left w:type="dxa" w:w="90"/>
-              <w:bottom w:type="dxa" w:w="50"/>
-              <w:right w:type="dxa" w:w="90"/>
-            </w:tcMar>
-            <w:vAlign w:val="center"/>
-          </w:tcPr>
-          <w:p>
-            <w:pPr>
-              <w:spacing w:after="30" w:before="0"/>
-              <w:jc w:val="center"/>
-            </w:pPr>
-          </w:p>
-        </w:tc>
-        <w:tc>
-          <w:tcPr>
-            <w:tcW w:type="dxa" w:w="1100"/>
-            <w:tcMar>
-              <w:top w:type="dxa" w:w="50"/>
-              <w:left w:type="dxa" w:w="90"/>
-              <w:bottom w:type="dxa" w:w="50"/>
-              <w:right w:type="dxa" w:w="90"/>
-            </w:tcMar>
-            <w:vAlign w:val="center"/>
-          </w:tcPr>
-          <w:p>
-            <w:pPr>
-              <w:spacing w:after="30" w:before="0"/>
-              <w:jc w:val="center"/>
-            </w:pPr>
-          </w:p>
-        </w:tc>
-        <w:tc>
-          <w:tcPr>
-            <w:tcW w:type="dxa" w:w="1100"/>
-            <w:tcMar>
-              <w:top w:type="dxa" w:w="50"/>
-              <w:left w:type="dxa" w:w="90"/>
-              <w:bottom w:type="dxa" w:w="50"/>
-              <w:right w:type="dxa" w:w="90"/>
-            </w:tcMar>
-            <w:vAlign w:val="center"/>
-          </w:tcPr>
-          <w:p>
-            <w:pPr>
-              <w:spacing w:after="30" w:before="0"/>
-              <w:jc w:val="center"/>
-            </w:pPr>
-          </w:p>
-        </w:tc>
-        <w:tc>
-          <w:tcPr>
-            <w:tcW w:type="dxa" w:w="1100"/>
-            <w:tcMar>
-              <w:top w:type="dxa" w:w="50"/>
-              <w:left w:type="dxa" w:w="90"/>
-              <w:bottom w:type="dxa" w:w="50"/>
-              <w:right w:type="dxa" w:w="90"/>
-            </w:tcMar>
-            <w:vAlign w:val="center"/>
-          </w:tcPr>
-          <w:p>
-            <w:pPr>
-              <w:spacing w:after="30" w:before="0"/>
-              <w:jc w:val="center"/>
-            </w:pPr>
-          </w:p>
-        </w:tc>
-        <w:tc>
-          <w:tcPr>
-            <w:tcW w:type="dxa" w:w="1100"/>
+            <w:tcW w:type="dxa" w:w="2065"/>
+            <w:tcMar>
+              <w:top w:type="dxa" w:w="50"/>
+              <w:left w:type="dxa" w:w="90"/>
+              <w:bottom w:type="dxa" w:w="50"/>
+              <w:right w:type="dxa" w:w="90"/>
+            </w:tcMar>
+            <w:vAlign w:val="center"/>
+          </w:tcPr>
+          <w:p>
+            <w:pPr>
+              <w:spacing w:after="30" w:before="0"/>
+              <w:jc w:val="center"/>
+            </w:pPr>
+          </w:p>
+        </w:tc>
+        <w:tc>
+          <w:tcPr>
+            <w:tcW w:type="dxa" w:w="1515"/>
+            <w:tcMar>
+              <w:top w:type="dxa" w:w="50"/>
+              <w:left w:type="dxa" w:w="90"/>
+              <w:bottom w:type="dxa" w:w="50"/>
+              <w:right w:type="dxa" w:w="90"/>
+            </w:tcMar>
+            <w:vAlign w:val="center"/>
+          </w:tcPr>
+          <w:p>
+            <w:pPr>
+              <w:spacing w:after="30" w:before="0"/>
+              <w:jc w:val="center"/>
+            </w:pPr>
+          </w:p>
+        </w:tc>
+        <w:tc>
+          <w:tcPr>
+            <w:tcW w:type="dxa" w:w="1515"/>
+            <w:tcMar>
+              <w:top w:type="dxa" w:w="50"/>
+              <w:left w:type="dxa" w:w="90"/>
+              <w:bottom w:type="dxa" w:w="50"/>
+              <w:right w:type="dxa" w:w="90"/>
+            </w:tcMar>
+            <w:vAlign w:val="center"/>
+          </w:tcPr>
+          <w:p>
+            <w:pPr>
+              <w:spacing w:after="30" w:before="0"/>
+              <w:jc w:val="center"/>
+            </w:pPr>
+          </w:p>
+        </w:tc>
+        <w:tc>
+          <w:tcPr>
+            <w:tcW w:type="dxa" w:w="1515"/>
+            <w:tcMar>
+              <w:top w:type="dxa" w:w="50"/>
+              <w:left w:type="dxa" w:w="90"/>
+              <w:bottom w:type="dxa" w:w="50"/>
+              <w:right w:type="dxa" w:w="90"/>
+            </w:tcMar>
+            <w:vAlign w:val="center"/>
+          </w:tcPr>
+          <w:p>
+            <w:pPr>
+              <w:spacing w:after="30" w:before="0"/>
+              <w:jc w:val="center"/>
+            </w:pPr>
+          </w:p>
+        </w:tc>
+        <w:tc>
+          <w:tcPr>
+            <w:tcW w:type="dxa" w:w="1515"/>
+            <w:tcMar>
+              <w:top w:type="dxa" w:w="50"/>
+              <w:left w:type="dxa" w:w="90"/>
+              <w:bottom w:type="dxa" w:w="50"/>
+              <w:right w:type="dxa" w:w="90"/>
+            </w:tcMar>
+            <w:vAlign w:val="center"/>
+          </w:tcPr>
+          <w:p>
+            <w:pPr>
+              <w:spacing w:after="30" w:before="0"/>
+              <w:jc w:val="center"/>
+            </w:pPr>
+          </w:p>
+        </w:tc>
+        <w:tc>
+          <w:tcPr>
+            <w:tcW w:type="dxa" w:w="1515"/>
             <w:tcMar>
               <w:top w:type="dxa" w:w="50"/>
               <w:left w:type="dxa" w:w="90"/>
@@ -6325,115 +6248,97 @@
         </w:trPr>
         <w:tc>
           <w:tcPr>
-            <w:tcW w:type="dxa" w:w="1500"/>
-            <w:tcMar>
-              <w:top w:type="dxa" w:w="50"/>
-              <w:left w:type="dxa" w:w="90"/>
-              <w:bottom w:type="dxa" w:w="50"/>
-              <w:right w:type="dxa" w:w="90"/>
-            </w:tcMar>
-            <w:vAlign w:val="center"/>
-          </w:tcPr>
-          <w:p>
-            <w:pPr>
-              <w:spacing w:after="30" w:before="0"/>
-              <w:jc w:val="center"/>
-            </w:pPr>
-          </w:p>
-        </w:tc>
-        <w:tc>
-          <w:tcPr>
-            <w:tcW w:type="dxa" w:w="2638"/>
-            <w:tcMar>
-              <w:top w:type="dxa" w:w="50"/>
-              <w:left w:type="dxa" w:w="90"/>
-              <w:bottom w:type="dxa" w:w="50"/>
-              <w:right w:type="dxa" w:w="90"/>
-            </w:tcMar>
-            <w:vAlign w:val="center"/>
-          </w:tcPr>
-          <w:p>
-            <w:pPr>
-              <w:spacing w:after="30" w:before="0"/>
-              <w:jc w:val="center"/>
-            </w:pPr>
-          </w:p>
-        </w:tc>
-        <w:tc>
-          <w:tcPr>
-            <w:tcW w:type="dxa" w:w="1100"/>
-            <w:tcMar>
-              <w:top w:type="dxa" w:w="50"/>
-              <w:left w:type="dxa" w:w="90"/>
-              <w:bottom w:type="dxa" w:w="50"/>
-              <w:right w:type="dxa" w:w="90"/>
-            </w:tcMar>
-            <w:vAlign w:val="center"/>
-          </w:tcPr>
-          <w:p>
-            <w:pPr>
-              <w:spacing w:after="30" w:before="0"/>
-              <w:jc w:val="center"/>
-            </w:pPr>
-          </w:p>
-        </w:tc>
-        <w:tc>
-          <w:tcPr>
-            <w:tcW w:type="dxa" w:w="1100"/>
-            <w:tcMar>
-              <w:top w:type="dxa" w:w="50"/>
-              <w:left w:type="dxa" w:w="90"/>
-              <w:bottom w:type="dxa" w:w="50"/>
-              <w:right w:type="dxa" w:w="90"/>
-            </w:tcMar>
-            <w:vAlign w:val="center"/>
-          </w:tcPr>
-          <w:p>
-            <w:pPr>
-              <w:spacing w:after="30" w:before="0"/>
-              <w:jc w:val="center"/>
-            </w:pPr>
-          </w:p>
-        </w:tc>
-        <w:tc>
-          <w:tcPr>
-            <w:tcW w:type="dxa" w:w="1100"/>
-            <w:tcMar>
-              <w:top w:type="dxa" w:w="50"/>
-              <w:left w:type="dxa" w:w="90"/>
-              <w:bottom w:type="dxa" w:w="50"/>
-              <w:right w:type="dxa" w:w="90"/>
-            </w:tcMar>
-            <w:vAlign w:val="center"/>
-          </w:tcPr>
-          <w:p>
-            <w:pPr>
-              <w:spacing w:after="30" w:before="0"/>
-              <w:jc w:val="center"/>
-            </w:pPr>
-          </w:p>
-        </w:tc>
-        <w:tc>
-          <w:tcPr>
-            <w:tcW w:type="dxa" w:w="1100"/>
-            <w:tcMar>
-              <w:top w:type="dxa" w:w="50"/>
-              <w:left w:type="dxa" w:w="90"/>
-              <w:bottom w:type="dxa" w:w="50"/>
-              <w:right w:type="dxa" w:w="90"/>
-            </w:tcMar>
-            <w:vAlign w:val="center"/>
-          </w:tcPr>
-          <w:p>
-            <w:pPr>
-              <w:spacing w:after="30" w:before="0"/>
-              <w:jc w:val="center"/>
-            </w:pPr>
-          </w:p>
-        </w:tc>
-        <w:tc>
-          <w:tcPr>
-            <w:tcW w:type="dxa" w:w="1100"/>
+            <w:tcW w:type="dxa" w:w="2065"/>
+            <w:tcMar>
+              <w:top w:type="dxa" w:w="50"/>
+              <w:left w:type="dxa" w:w="90"/>
+              <w:bottom w:type="dxa" w:w="50"/>
+              <w:right w:type="dxa" w:w="90"/>
+            </w:tcMar>
+            <w:vAlign w:val="center"/>
+          </w:tcPr>
+          <w:p>
+            <w:pPr>
+              <w:spacing w:after="30" w:before="0"/>
+              <w:jc w:val="center"/>
+            </w:pPr>
+          </w:p>
+        </w:tc>
+        <w:tc>
+          <w:tcPr>
+            <w:tcW w:type="dxa" w:w="1515"/>
+            <w:tcMar>
+              <w:top w:type="dxa" w:w="50"/>
+              <w:left w:type="dxa" w:w="90"/>
+              <w:bottom w:type="dxa" w:w="50"/>
+              <w:right w:type="dxa" w:w="90"/>
+            </w:tcMar>
+            <w:vAlign w:val="center"/>
+          </w:tcPr>
+          <w:p>
+            <w:pPr>
+              <w:spacing w:after="30" w:before="0"/>
+              <w:jc w:val="center"/>
+            </w:pPr>
+          </w:p>
+        </w:tc>
+        <w:tc>
+          <w:tcPr>
+            <w:tcW w:type="dxa" w:w="1515"/>
+            <w:tcMar>
+              <w:top w:type="dxa" w:w="50"/>
+              <w:left w:type="dxa" w:w="90"/>
+              <w:bottom w:type="dxa" w:w="50"/>
+              <w:right w:type="dxa" w:w="90"/>
+            </w:tcMar>
+            <w:vAlign w:val="center"/>
+          </w:tcPr>
+          <w:p>
+            <w:pPr>
+              <w:spacing w:after="30" w:before="0"/>
+              <w:jc w:val="center"/>
+            </w:pPr>
+          </w:p>
+        </w:tc>
+        <w:tc>
+          <w:tcPr>
+            <w:tcW w:type="dxa" w:w="1515"/>
+            <w:tcMar>
+              <w:top w:type="dxa" w:w="50"/>
+              <w:left w:type="dxa" w:w="90"/>
+              <w:bottom w:type="dxa" w:w="50"/>
+              <w:right w:type="dxa" w:w="90"/>
+            </w:tcMar>
+            <w:vAlign w:val="center"/>
+          </w:tcPr>
+          <w:p>
+            <w:pPr>
+              <w:spacing w:after="30" w:before="0"/>
+              <w:jc w:val="center"/>
+            </w:pPr>
+          </w:p>
+        </w:tc>
+        <w:tc>
+          <w:tcPr>
+            <w:tcW w:type="dxa" w:w="1515"/>
+            <w:tcMar>
+              <w:top w:type="dxa" w:w="50"/>
+              <w:left w:type="dxa" w:w="90"/>
+              <w:bottom w:type="dxa" w:w="50"/>
+              <w:right w:type="dxa" w:w="90"/>
+            </w:tcMar>
+            <w:vAlign w:val="center"/>
+          </w:tcPr>
+          <w:p>
+            <w:pPr>
+              <w:spacing w:after="30" w:before="0"/>
+              <w:jc w:val="center"/>
+            </w:pPr>
+          </w:p>
+        </w:tc>
+        <w:tc>
+          <w:tcPr>
+            <w:tcW w:type="dxa" w:w="1515"/>
             <w:tcMar>
               <w:top w:type="dxa" w:w="50"/>
               <w:left w:type="dxa" w:w="90"/>
@@ -6457,115 +6362,97 @@
         </w:trPr>
         <w:tc>
           <w:tcPr>
-            <w:tcW w:type="dxa" w:w="1500"/>
-            <w:tcMar>
-              <w:top w:type="dxa" w:w="50"/>
-              <w:left w:type="dxa" w:w="90"/>
-              <w:bottom w:type="dxa" w:w="50"/>
-              <w:right w:type="dxa" w:w="90"/>
-            </w:tcMar>
-            <w:vAlign w:val="center"/>
-          </w:tcPr>
-          <w:p>
-            <w:pPr>
-              <w:spacing w:after="30" w:before="0"/>
-              <w:jc w:val="center"/>
-            </w:pPr>
-          </w:p>
-        </w:tc>
-        <w:tc>
-          <w:tcPr>
-            <w:tcW w:type="dxa" w:w="2638"/>
-            <w:tcMar>
-              <w:top w:type="dxa" w:w="50"/>
-              <w:left w:type="dxa" w:w="90"/>
-              <w:bottom w:type="dxa" w:w="50"/>
-              <w:right w:type="dxa" w:w="90"/>
-            </w:tcMar>
-            <w:vAlign w:val="center"/>
-          </w:tcPr>
-          <w:p>
-            <w:pPr>
-              <w:spacing w:after="30" w:before="0"/>
-              <w:jc w:val="center"/>
-            </w:pPr>
-          </w:p>
-        </w:tc>
-        <w:tc>
-          <w:tcPr>
-            <w:tcW w:type="dxa" w:w="1100"/>
-            <w:tcMar>
-              <w:top w:type="dxa" w:w="50"/>
-              <w:left w:type="dxa" w:w="90"/>
-              <w:bottom w:type="dxa" w:w="50"/>
-              <w:right w:type="dxa" w:w="90"/>
-            </w:tcMar>
-            <w:vAlign w:val="center"/>
-          </w:tcPr>
-          <w:p>
-            <w:pPr>
-              <w:spacing w:after="30" w:before="0"/>
-              <w:jc w:val="center"/>
-            </w:pPr>
-          </w:p>
-        </w:tc>
-        <w:tc>
-          <w:tcPr>
-            <w:tcW w:type="dxa" w:w="1100"/>
-            <w:tcMar>
-              <w:top w:type="dxa" w:w="50"/>
-              <w:left w:type="dxa" w:w="90"/>
-              <w:bottom w:type="dxa" w:w="50"/>
-              <w:right w:type="dxa" w:w="90"/>
-            </w:tcMar>
-            <w:vAlign w:val="center"/>
-          </w:tcPr>
-          <w:p>
-            <w:pPr>
-              <w:spacing w:after="30" w:before="0"/>
-              <w:jc w:val="center"/>
-            </w:pPr>
-          </w:p>
-        </w:tc>
-        <w:tc>
-          <w:tcPr>
-            <w:tcW w:type="dxa" w:w="1100"/>
-            <w:tcMar>
-              <w:top w:type="dxa" w:w="50"/>
-              <w:left w:type="dxa" w:w="90"/>
-              <w:bottom w:type="dxa" w:w="50"/>
-              <w:right w:type="dxa" w:w="90"/>
-            </w:tcMar>
-            <w:vAlign w:val="center"/>
-          </w:tcPr>
-          <w:p>
-            <w:pPr>
-              <w:spacing w:after="30" w:before="0"/>
-              <w:jc w:val="center"/>
-            </w:pPr>
-          </w:p>
-        </w:tc>
-        <w:tc>
-          <w:tcPr>
-            <w:tcW w:type="dxa" w:w="1100"/>
-            <w:tcMar>
-              <w:top w:type="dxa" w:w="50"/>
-              <w:left w:type="dxa" w:w="90"/>
-              <w:bottom w:type="dxa" w:w="50"/>
-              <w:right w:type="dxa" w:w="90"/>
-            </w:tcMar>
-            <w:vAlign w:val="center"/>
-          </w:tcPr>
-          <w:p>
-            <w:pPr>
-              <w:spacing w:after="30" w:before="0"/>
-              <w:jc w:val="center"/>
-            </w:pPr>
-          </w:p>
-        </w:tc>
-        <w:tc>
-          <w:tcPr>
-            <w:tcW w:type="dxa" w:w="1100"/>
+            <w:tcW w:type="dxa" w:w="2065"/>
+            <w:tcMar>
+              <w:top w:type="dxa" w:w="50"/>
+              <w:left w:type="dxa" w:w="90"/>
+              <w:bottom w:type="dxa" w:w="50"/>
+              <w:right w:type="dxa" w:w="90"/>
+            </w:tcMar>
+            <w:vAlign w:val="center"/>
+          </w:tcPr>
+          <w:p>
+            <w:pPr>
+              <w:spacing w:after="30" w:before="0"/>
+              <w:jc w:val="center"/>
+            </w:pPr>
+          </w:p>
+        </w:tc>
+        <w:tc>
+          <w:tcPr>
+            <w:tcW w:type="dxa" w:w="1515"/>
+            <w:tcMar>
+              <w:top w:type="dxa" w:w="50"/>
+              <w:left w:type="dxa" w:w="90"/>
+              <w:bottom w:type="dxa" w:w="50"/>
+              <w:right w:type="dxa" w:w="90"/>
+            </w:tcMar>
+            <w:vAlign w:val="center"/>
+          </w:tcPr>
+          <w:p>
+            <w:pPr>
+              <w:spacing w:after="30" w:before="0"/>
+              <w:jc w:val="center"/>
+            </w:pPr>
+          </w:p>
+        </w:tc>
+        <w:tc>
+          <w:tcPr>
+            <w:tcW w:type="dxa" w:w="1515"/>
+            <w:tcMar>
+              <w:top w:type="dxa" w:w="50"/>
+              <w:left w:type="dxa" w:w="90"/>
+              <w:bottom w:type="dxa" w:w="50"/>
+              <w:right w:type="dxa" w:w="90"/>
+            </w:tcMar>
+            <w:vAlign w:val="center"/>
+          </w:tcPr>
+          <w:p>
+            <w:pPr>
+              <w:spacing w:after="30" w:before="0"/>
+              <w:jc w:val="center"/>
+            </w:pPr>
+          </w:p>
+        </w:tc>
+        <w:tc>
+          <w:tcPr>
+            <w:tcW w:type="dxa" w:w="1515"/>
+            <w:tcMar>
+              <w:top w:type="dxa" w:w="50"/>
+              <w:left w:type="dxa" w:w="90"/>
+              <w:bottom w:type="dxa" w:w="50"/>
+              <w:right w:type="dxa" w:w="90"/>
+            </w:tcMar>
+            <w:vAlign w:val="center"/>
+          </w:tcPr>
+          <w:p>
+            <w:pPr>
+              <w:spacing w:after="30" w:before="0"/>
+              <w:jc w:val="center"/>
+            </w:pPr>
+          </w:p>
+        </w:tc>
+        <w:tc>
+          <w:tcPr>
+            <w:tcW w:type="dxa" w:w="1515"/>
+            <w:tcMar>
+              <w:top w:type="dxa" w:w="50"/>
+              <w:left w:type="dxa" w:w="90"/>
+              <w:bottom w:type="dxa" w:w="50"/>
+              <w:right w:type="dxa" w:w="90"/>
+            </w:tcMar>
+            <w:vAlign w:val="center"/>
+          </w:tcPr>
+          <w:p>
+            <w:pPr>
+              <w:spacing w:after="30" w:before="0"/>
+              <w:jc w:val="center"/>
+            </w:pPr>
+          </w:p>
+        </w:tc>
+        <w:tc>
+          <w:tcPr>
+            <w:tcW w:type="dxa" w:w="1515"/>
             <w:tcMar>
               <w:top w:type="dxa" w:w="50"/>
               <w:left w:type="dxa" w:w="90"/>
@@ -6589,115 +6476,97 @@
         </w:trPr>
         <w:tc>
           <w:tcPr>
-            <w:tcW w:type="dxa" w:w="1500"/>
-            <w:tcMar>
-              <w:top w:type="dxa" w:w="50"/>
-              <w:left w:type="dxa" w:w="90"/>
-              <w:bottom w:type="dxa" w:w="50"/>
-              <w:right w:type="dxa" w:w="90"/>
-            </w:tcMar>
-            <w:vAlign w:val="center"/>
-          </w:tcPr>
-          <w:p>
-            <w:pPr>
-              <w:spacing w:after="30" w:before="0"/>
-              <w:jc w:val="center"/>
-            </w:pPr>
-          </w:p>
-        </w:tc>
-        <w:tc>
-          <w:tcPr>
-            <w:tcW w:type="dxa" w:w="2638"/>
-            <w:tcMar>
-              <w:top w:type="dxa" w:w="50"/>
-              <w:left w:type="dxa" w:w="90"/>
-              <w:bottom w:type="dxa" w:w="50"/>
-              <w:right w:type="dxa" w:w="90"/>
-            </w:tcMar>
-            <w:vAlign w:val="center"/>
-          </w:tcPr>
-          <w:p>
-            <w:pPr>
-              <w:spacing w:after="30" w:before="0"/>
-              <w:jc w:val="center"/>
-            </w:pPr>
-          </w:p>
-        </w:tc>
-        <w:tc>
-          <w:tcPr>
-            <w:tcW w:type="dxa" w:w="1100"/>
-            <w:tcMar>
-              <w:top w:type="dxa" w:w="50"/>
-              <w:left w:type="dxa" w:w="90"/>
-              <w:bottom w:type="dxa" w:w="50"/>
-              <w:right w:type="dxa" w:w="90"/>
-            </w:tcMar>
-            <w:vAlign w:val="center"/>
-          </w:tcPr>
-          <w:p>
-            <w:pPr>
-              <w:spacing w:after="30" w:before="0"/>
-              <w:jc w:val="center"/>
-            </w:pPr>
-          </w:p>
-        </w:tc>
-        <w:tc>
-          <w:tcPr>
-            <w:tcW w:type="dxa" w:w="1100"/>
-            <w:tcMar>
-              <w:top w:type="dxa" w:w="50"/>
-              <w:left w:type="dxa" w:w="90"/>
-              <w:bottom w:type="dxa" w:w="50"/>
-              <w:right w:type="dxa" w:w="90"/>
-            </w:tcMar>
-            <w:vAlign w:val="center"/>
-          </w:tcPr>
-          <w:p>
-            <w:pPr>
-              <w:spacing w:after="30" w:before="0"/>
-              <w:jc w:val="center"/>
-            </w:pPr>
-          </w:p>
-        </w:tc>
-        <w:tc>
-          <w:tcPr>
-            <w:tcW w:type="dxa" w:w="1100"/>
-            <w:tcMar>
-              <w:top w:type="dxa" w:w="50"/>
-              <w:left w:type="dxa" w:w="90"/>
-              <w:bottom w:type="dxa" w:w="50"/>
-              <w:right w:type="dxa" w:w="90"/>
-            </w:tcMar>
-            <w:vAlign w:val="center"/>
-          </w:tcPr>
-          <w:p>
-            <w:pPr>
-              <w:spacing w:after="30" w:before="0"/>
-              <w:jc w:val="center"/>
-            </w:pPr>
-          </w:p>
-        </w:tc>
-        <w:tc>
-          <w:tcPr>
-            <w:tcW w:type="dxa" w:w="1100"/>
-            <w:tcMar>
-              <w:top w:type="dxa" w:w="50"/>
-              <w:left w:type="dxa" w:w="90"/>
-              <w:bottom w:type="dxa" w:w="50"/>
-              <w:right w:type="dxa" w:w="90"/>
-            </w:tcMar>
-            <w:vAlign w:val="center"/>
-          </w:tcPr>
-          <w:p>
-            <w:pPr>
-              <w:spacing w:after="30" w:before="0"/>
-              <w:jc w:val="center"/>
-            </w:pPr>
-          </w:p>
-        </w:tc>
-        <w:tc>
-          <w:tcPr>
-            <w:tcW w:type="dxa" w:w="1100"/>
+            <w:tcW w:type="dxa" w:w="2065"/>
+            <w:tcMar>
+              <w:top w:type="dxa" w:w="50"/>
+              <w:left w:type="dxa" w:w="90"/>
+              <w:bottom w:type="dxa" w:w="50"/>
+              <w:right w:type="dxa" w:w="90"/>
+            </w:tcMar>
+            <w:vAlign w:val="center"/>
+          </w:tcPr>
+          <w:p>
+            <w:pPr>
+              <w:spacing w:after="30" w:before="0"/>
+              <w:jc w:val="center"/>
+            </w:pPr>
+          </w:p>
+        </w:tc>
+        <w:tc>
+          <w:tcPr>
+            <w:tcW w:type="dxa" w:w="1515"/>
+            <w:tcMar>
+              <w:top w:type="dxa" w:w="50"/>
+              <w:left w:type="dxa" w:w="90"/>
+              <w:bottom w:type="dxa" w:w="50"/>
+              <w:right w:type="dxa" w:w="90"/>
+            </w:tcMar>
+            <w:vAlign w:val="center"/>
+          </w:tcPr>
+          <w:p>
+            <w:pPr>
+              <w:spacing w:after="30" w:before="0"/>
+              <w:jc w:val="center"/>
+            </w:pPr>
+          </w:p>
+        </w:tc>
+        <w:tc>
+          <w:tcPr>
+            <w:tcW w:type="dxa" w:w="1515"/>
+            <w:tcMar>
+              <w:top w:type="dxa" w:w="50"/>
+              <w:left w:type="dxa" w:w="90"/>
+              <w:bottom w:type="dxa" w:w="50"/>
+              <w:right w:type="dxa" w:w="90"/>
+            </w:tcMar>
+            <w:vAlign w:val="center"/>
+          </w:tcPr>
+          <w:p>
+            <w:pPr>
+              <w:spacing w:after="30" w:before="0"/>
+              <w:jc w:val="center"/>
+            </w:pPr>
+          </w:p>
+        </w:tc>
+        <w:tc>
+          <w:tcPr>
+            <w:tcW w:type="dxa" w:w="1515"/>
+            <w:tcMar>
+              <w:top w:type="dxa" w:w="50"/>
+              <w:left w:type="dxa" w:w="90"/>
+              <w:bottom w:type="dxa" w:w="50"/>
+              <w:right w:type="dxa" w:w="90"/>
+            </w:tcMar>
+            <w:vAlign w:val="center"/>
+          </w:tcPr>
+          <w:p>
+            <w:pPr>
+              <w:spacing w:after="30" w:before="0"/>
+              <w:jc w:val="center"/>
+            </w:pPr>
+          </w:p>
+        </w:tc>
+        <w:tc>
+          <w:tcPr>
+            <w:tcW w:type="dxa" w:w="1515"/>
+            <w:tcMar>
+              <w:top w:type="dxa" w:w="50"/>
+              <w:left w:type="dxa" w:w="90"/>
+              <w:bottom w:type="dxa" w:w="50"/>
+              <w:right w:type="dxa" w:w="90"/>
+            </w:tcMar>
+            <w:vAlign w:val="center"/>
+          </w:tcPr>
+          <w:p>
+            <w:pPr>
+              <w:spacing w:after="30" w:before="0"/>
+              <w:jc w:val="center"/>
+            </w:pPr>
+          </w:p>
+        </w:tc>
+        <w:tc>
+          <w:tcPr>
+            <w:tcW w:type="dxa" w:w="1515"/>
             <w:tcMar>
               <w:top w:type="dxa" w:w="50"/>
               <w:left w:type="dxa" w:w="90"/>
@@ -6721,115 +6590,97 @@
         </w:trPr>
         <w:tc>
           <w:tcPr>
-            <w:tcW w:type="dxa" w:w="1500"/>
-            <w:tcMar>
-              <w:top w:type="dxa" w:w="50"/>
-              <w:left w:type="dxa" w:w="90"/>
-              <w:bottom w:type="dxa" w:w="50"/>
-              <w:right w:type="dxa" w:w="90"/>
-            </w:tcMar>
-            <w:vAlign w:val="center"/>
-          </w:tcPr>
-          <w:p>
-            <w:pPr>
-              <w:spacing w:after="30" w:before="0"/>
-              <w:jc w:val="center"/>
-            </w:pPr>
-          </w:p>
-        </w:tc>
-        <w:tc>
-          <w:tcPr>
-            <w:tcW w:type="dxa" w:w="2638"/>
-            <w:tcMar>
-              <w:top w:type="dxa" w:w="50"/>
-              <w:left w:type="dxa" w:w="90"/>
-              <w:bottom w:type="dxa" w:w="50"/>
-              <w:right w:type="dxa" w:w="90"/>
-            </w:tcMar>
-            <w:vAlign w:val="center"/>
-          </w:tcPr>
-          <w:p>
-            <w:pPr>
-              <w:spacing w:after="30" w:before="0"/>
-              <w:jc w:val="center"/>
-            </w:pPr>
-          </w:p>
-        </w:tc>
-        <w:tc>
-          <w:tcPr>
-            <w:tcW w:type="dxa" w:w="1100"/>
-            <w:tcMar>
-              <w:top w:type="dxa" w:w="50"/>
-              <w:left w:type="dxa" w:w="90"/>
-              <w:bottom w:type="dxa" w:w="50"/>
-              <w:right w:type="dxa" w:w="90"/>
-            </w:tcMar>
-            <w:vAlign w:val="center"/>
-          </w:tcPr>
-          <w:p>
-            <w:pPr>
-              <w:spacing w:after="30" w:before="0"/>
-              <w:jc w:val="center"/>
-            </w:pPr>
-          </w:p>
-        </w:tc>
-        <w:tc>
-          <w:tcPr>
-            <w:tcW w:type="dxa" w:w="1100"/>
-            <w:tcMar>
-              <w:top w:type="dxa" w:w="50"/>
-              <w:left w:type="dxa" w:w="90"/>
-              <w:bottom w:type="dxa" w:w="50"/>
-              <w:right w:type="dxa" w:w="90"/>
-            </w:tcMar>
-            <w:vAlign w:val="center"/>
-          </w:tcPr>
-          <w:p>
-            <w:pPr>
-              <w:spacing w:after="30" w:before="0"/>
-              <w:jc w:val="center"/>
-            </w:pPr>
-          </w:p>
-        </w:tc>
-        <w:tc>
-          <w:tcPr>
-            <w:tcW w:type="dxa" w:w="1100"/>
-            <w:tcMar>
-              <w:top w:type="dxa" w:w="50"/>
-              <w:left w:type="dxa" w:w="90"/>
-              <w:bottom w:type="dxa" w:w="50"/>
-              <w:right w:type="dxa" w:w="90"/>
-            </w:tcMar>
-            <w:vAlign w:val="center"/>
-          </w:tcPr>
-          <w:p>
-            <w:pPr>
-              <w:spacing w:after="30" w:before="0"/>
-              <w:jc w:val="center"/>
-            </w:pPr>
-          </w:p>
-        </w:tc>
-        <w:tc>
-          <w:tcPr>
-            <w:tcW w:type="dxa" w:w="1100"/>
-            <w:tcMar>
-              <w:top w:type="dxa" w:w="50"/>
-              <w:left w:type="dxa" w:w="90"/>
-              <w:bottom w:type="dxa" w:w="50"/>
-              <w:right w:type="dxa" w:w="90"/>
-            </w:tcMar>
-            <w:vAlign w:val="center"/>
-          </w:tcPr>
-          <w:p>
-            <w:pPr>
-              <w:spacing w:after="30" w:before="0"/>
-              <w:jc w:val="center"/>
-            </w:pPr>
-          </w:p>
-        </w:tc>
-        <w:tc>
-          <w:tcPr>
-            <w:tcW w:type="dxa" w:w="1100"/>
+            <w:tcW w:type="dxa" w:w="2065"/>
+            <w:tcMar>
+              <w:top w:type="dxa" w:w="50"/>
+              <w:left w:type="dxa" w:w="90"/>
+              <w:bottom w:type="dxa" w:w="50"/>
+              <w:right w:type="dxa" w:w="90"/>
+            </w:tcMar>
+            <w:vAlign w:val="center"/>
+          </w:tcPr>
+          <w:p>
+            <w:pPr>
+              <w:spacing w:after="30" w:before="0"/>
+              <w:jc w:val="center"/>
+            </w:pPr>
+          </w:p>
+        </w:tc>
+        <w:tc>
+          <w:tcPr>
+            <w:tcW w:type="dxa" w:w="1515"/>
+            <w:tcMar>
+              <w:top w:type="dxa" w:w="50"/>
+              <w:left w:type="dxa" w:w="90"/>
+              <w:bottom w:type="dxa" w:w="50"/>
+              <w:right w:type="dxa" w:w="90"/>
+            </w:tcMar>
+            <w:vAlign w:val="center"/>
+          </w:tcPr>
+          <w:p>
+            <w:pPr>
+              <w:spacing w:after="30" w:before="0"/>
+              <w:jc w:val="center"/>
+            </w:pPr>
+          </w:p>
+        </w:tc>
+        <w:tc>
+          <w:tcPr>
+            <w:tcW w:type="dxa" w:w="1515"/>
+            <w:tcMar>
+              <w:top w:type="dxa" w:w="50"/>
+              <w:left w:type="dxa" w:w="90"/>
+              <w:bottom w:type="dxa" w:w="50"/>
+              <w:right w:type="dxa" w:w="90"/>
+            </w:tcMar>
+            <w:vAlign w:val="center"/>
+          </w:tcPr>
+          <w:p>
+            <w:pPr>
+              <w:spacing w:after="30" w:before="0"/>
+              <w:jc w:val="center"/>
+            </w:pPr>
+          </w:p>
+        </w:tc>
+        <w:tc>
+          <w:tcPr>
+            <w:tcW w:type="dxa" w:w="1515"/>
+            <w:tcMar>
+              <w:top w:type="dxa" w:w="50"/>
+              <w:left w:type="dxa" w:w="90"/>
+              <w:bottom w:type="dxa" w:w="50"/>
+              <w:right w:type="dxa" w:w="90"/>
+            </w:tcMar>
+            <w:vAlign w:val="center"/>
+          </w:tcPr>
+          <w:p>
+            <w:pPr>
+              <w:spacing w:after="30" w:before="0"/>
+              <w:jc w:val="center"/>
+            </w:pPr>
+          </w:p>
+        </w:tc>
+        <w:tc>
+          <w:tcPr>
+            <w:tcW w:type="dxa" w:w="1515"/>
+            <w:tcMar>
+              <w:top w:type="dxa" w:w="50"/>
+              <w:left w:type="dxa" w:w="90"/>
+              <w:bottom w:type="dxa" w:w="50"/>
+              <w:right w:type="dxa" w:w="90"/>
+            </w:tcMar>
+            <w:vAlign w:val="center"/>
+          </w:tcPr>
+          <w:p>
+            <w:pPr>
+              <w:spacing w:after="30" w:before="0"/>
+              <w:jc w:val="center"/>
+            </w:pPr>
+          </w:p>
+        </w:tc>
+        <w:tc>
+          <w:tcPr>
+            <w:tcW w:type="dxa" w:w="1515"/>
             <w:tcMar>
               <w:top w:type="dxa" w:w="50"/>
               <w:left w:type="dxa" w:w="90"/>
@@ -6853,115 +6704,97 @@
         </w:trPr>
         <w:tc>
           <w:tcPr>
-            <w:tcW w:type="dxa" w:w="1500"/>
-            <w:tcMar>
-              <w:top w:type="dxa" w:w="50"/>
-              <w:left w:type="dxa" w:w="90"/>
-              <w:bottom w:type="dxa" w:w="50"/>
-              <w:right w:type="dxa" w:w="90"/>
-            </w:tcMar>
-            <w:vAlign w:val="center"/>
-          </w:tcPr>
-          <w:p>
-            <w:pPr>
-              <w:spacing w:after="30" w:before="0"/>
-              <w:jc w:val="center"/>
-            </w:pPr>
-          </w:p>
-        </w:tc>
-        <w:tc>
-          <w:tcPr>
-            <w:tcW w:type="dxa" w:w="2638"/>
-            <w:tcMar>
-              <w:top w:type="dxa" w:w="50"/>
-              <w:left w:type="dxa" w:w="90"/>
-              <w:bottom w:type="dxa" w:w="50"/>
-              <w:right w:type="dxa" w:w="90"/>
-            </w:tcMar>
-            <w:vAlign w:val="center"/>
-          </w:tcPr>
-          <w:p>
-            <w:pPr>
-              <w:spacing w:after="30" w:before="0"/>
-              <w:jc w:val="center"/>
-            </w:pPr>
-          </w:p>
-        </w:tc>
-        <w:tc>
-          <w:tcPr>
-            <w:tcW w:type="dxa" w:w="1100"/>
-            <w:tcMar>
-              <w:top w:type="dxa" w:w="50"/>
-              <w:left w:type="dxa" w:w="90"/>
-              <w:bottom w:type="dxa" w:w="50"/>
-              <w:right w:type="dxa" w:w="90"/>
-            </w:tcMar>
-            <w:vAlign w:val="center"/>
-          </w:tcPr>
-          <w:p>
-            <w:pPr>
-              <w:spacing w:after="30" w:before="0"/>
-              <w:jc w:val="center"/>
-            </w:pPr>
-          </w:p>
-        </w:tc>
-        <w:tc>
-          <w:tcPr>
-            <w:tcW w:type="dxa" w:w="1100"/>
-            <w:tcMar>
-              <w:top w:type="dxa" w:w="50"/>
-              <w:left w:type="dxa" w:w="90"/>
-              <w:bottom w:type="dxa" w:w="50"/>
-              <w:right w:type="dxa" w:w="90"/>
-            </w:tcMar>
-            <w:vAlign w:val="center"/>
-          </w:tcPr>
-          <w:p>
-            <w:pPr>
-              <w:spacing w:after="30" w:before="0"/>
-              <w:jc w:val="center"/>
-            </w:pPr>
-          </w:p>
-        </w:tc>
-        <w:tc>
-          <w:tcPr>
-            <w:tcW w:type="dxa" w:w="1100"/>
-            <w:tcMar>
-              <w:top w:type="dxa" w:w="50"/>
-              <w:left w:type="dxa" w:w="90"/>
-              <w:bottom w:type="dxa" w:w="50"/>
-              <w:right w:type="dxa" w:w="90"/>
-            </w:tcMar>
-            <w:vAlign w:val="center"/>
-          </w:tcPr>
-          <w:p>
-            <w:pPr>
-              <w:spacing w:after="30" w:before="0"/>
-              <w:jc w:val="center"/>
-            </w:pPr>
-          </w:p>
-        </w:tc>
-        <w:tc>
-          <w:tcPr>
-            <w:tcW w:type="dxa" w:w="1100"/>
-            <w:tcMar>
-              <w:top w:type="dxa" w:w="50"/>
-              <w:left w:type="dxa" w:w="90"/>
-              <w:bottom w:type="dxa" w:w="50"/>
-              <w:right w:type="dxa" w:w="90"/>
-            </w:tcMar>
-            <w:vAlign w:val="center"/>
-          </w:tcPr>
-          <w:p>
-            <w:pPr>
-              <w:spacing w:after="30" w:before="0"/>
-              <w:jc w:val="center"/>
-            </w:pPr>
-          </w:p>
-        </w:tc>
-        <w:tc>
-          <w:tcPr>
-            <w:tcW w:type="dxa" w:w="1100"/>
+            <w:tcW w:type="dxa" w:w="2065"/>
+            <w:tcMar>
+              <w:top w:type="dxa" w:w="50"/>
+              <w:left w:type="dxa" w:w="90"/>
+              <w:bottom w:type="dxa" w:w="50"/>
+              <w:right w:type="dxa" w:w="90"/>
+            </w:tcMar>
+            <w:vAlign w:val="center"/>
+          </w:tcPr>
+          <w:p>
+            <w:pPr>
+              <w:spacing w:after="30" w:before="0"/>
+              <w:jc w:val="center"/>
+            </w:pPr>
+          </w:p>
+        </w:tc>
+        <w:tc>
+          <w:tcPr>
+            <w:tcW w:type="dxa" w:w="1515"/>
+            <w:tcMar>
+              <w:top w:type="dxa" w:w="50"/>
+              <w:left w:type="dxa" w:w="90"/>
+              <w:bottom w:type="dxa" w:w="50"/>
+              <w:right w:type="dxa" w:w="90"/>
+            </w:tcMar>
+            <w:vAlign w:val="center"/>
+          </w:tcPr>
+          <w:p>
+            <w:pPr>
+              <w:spacing w:after="30" w:before="0"/>
+              <w:jc w:val="center"/>
+            </w:pPr>
+          </w:p>
+        </w:tc>
+        <w:tc>
+          <w:tcPr>
+            <w:tcW w:type="dxa" w:w="1515"/>
+            <w:tcMar>
+              <w:top w:type="dxa" w:w="50"/>
+              <w:left w:type="dxa" w:w="90"/>
+              <w:bottom w:type="dxa" w:w="50"/>
+              <w:right w:type="dxa" w:w="90"/>
+            </w:tcMar>
+            <w:vAlign w:val="center"/>
+          </w:tcPr>
+          <w:p>
+            <w:pPr>
+              <w:spacing w:after="30" w:before="0"/>
+              <w:jc w:val="center"/>
+            </w:pPr>
+          </w:p>
+        </w:tc>
+        <w:tc>
+          <w:tcPr>
+            <w:tcW w:type="dxa" w:w="1515"/>
+            <w:tcMar>
+              <w:top w:type="dxa" w:w="50"/>
+              <w:left w:type="dxa" w:w="90"/>
+              <w:bottom w:type="dxa" w:w="50"/>
+              <w:right w:type="dxa" w:w="90"/>
+            </w:tcMar>
+            <w:vAlign w:val="center"/>
+          </w:tcPr>
+          <w:p>
+            <w:pPr>
+              <w:spacing w:after="30" w:before="0"/>
+              <w:jc w:val="center"/>
+            </w:pPr>
+          </w:p>
+        </w:tc>
+        <w:tc>
+          <w:tcPr>
+            <w:tcW w:type="dxa" w:w="1515"/>
+            <w:tcMar>
+              <w:top w:type="dxa" w:w="50"/>
+              <w:left w:type="dxa" w:w="90"/>
+              <w:bottom w:type="dxa" w:w="50"/>
+              <w:right w:type="dxa" w:w="90"/>
+            </w:tcMar>
+            <w:vAlign w:val="center"/>
+          </w:tcPr>
+          <w:p>
+            <w:pPr>
+              <w:spacing w:after="30" w:before="0"/>
+              <w:jc w:val="center"/>
+            </w:pPr>
+          </w:p>
+        </w:tc>
+        <w:tc>
+          <w:tcPr>
+            <w:tcW w:type="dxa" w:w="1515"/>
             <w:tcMar>
               <w:top w:type="dxa" w:w="50"/>
               <w:left w:type="dxa" w:w="90"/>
@@ -6985,115 +6818,97 @@
         </w:trPr>
         <w:tc>
           <w:tcPr>
-            <w:tcW w:type="dxa" w:w="1500"/>
-            <w:tcMar>
-              <w:top w:type="dxa" w:w="50"/>
-              <w:left w:type="dxa" w:w="90"/>
-              <w:bottom w:type="dxa" w:w="50"/>
-              <w:right w:type="dxa" w:w="90"/>
-            </w:tcMar>
-            <w:vAlign w:val="center"/>
-          </w:tcPr>
-          <w:p>
-            <w:pPr>
-              <w:spacing w:after="30" w:before="0"/>
-              <w:jc w:val="center"/>
-            </w:pPr>
-          </w:p>
-        </w:tc>
-        <w:tc>
-          <w:tcPr>
-            <w:tcW w:type="dxa" w:w="2638"/>
-            <w:tcMar>
-              <w:top w:type="dxa" w:w="50"/>
-              <w:left w:type="dxa" w:w="90"/>
-              <w:bottom w:type="dxa" w:w="50"/>
-              <w:right w:type="dxa" w:w="90"/>
-            </w:tcMar>
-            <w:vAlign w:val="center"/>
-          </w:tcPr>
-          <w:p>
-            <w:pPr>
-              <w:spacing w:after="30" w:before="0"/>
-              <w:jc w:val="center"/>
-            </w:pPr>
-          </w:p>
-        </w:tc>
-        <w:tc>
-          <w:tcPr>
-            <w:tcW w:type="dxa" w:w="1100"/>
-            <w:tcMar>
-              <w:top w:type="dxa" w:w="50"/>
-              <w:left w:type="dxa" w:w="90"/>
-              <w:bottom w:type="dxa" w:w="50"/>
-              <w:right w:type="dxa" w:w="90"/>
-            </w:tcMar>
-            <w:vAlign w:val="center"/>
-          </w:tcPr>
-          <w:p>
-            <w:pPr>
-              <w:spacing w:after="30" w:before="0"/>
-              <w:jc w:val="center"/>
-            </w:pPr>
-          </w:p>
-        </w:tc>
-        <w:tc>
-          <w:tcPr>
-            <w:tcW w:type="dxa" w:w="1100"/>
-            <w:tcMar>
-              <w:top w:type="dxa" w:w="50"/>
-              <w:left w:type="dxa" w:w="90"/>
-              <w:bottom w:type="dxa" w:w="50"/>
-              <w:right w:type="dxa" w:w="90"/>
-            </w:tcMar>
-            <w:vAlign w:val="center"/>
-          </w:tcPr>
-          <w:p>
-            <w:pPr>
-              <w:spacing w:after="30" w:before="0"/>
-              <w:jc w:val="center"/>
-            </w:pPr>
-          </w:p>
-        </w:tc>
-        <w:tc>
-          <w:tcPr>
-            <w:tcW w:type="dxa" w:w="1100"/>
-            <w:tcMar>
-              <w:top w:type="dxa" w:w="50"/>
-              <w:left w:type="dxa" w:w="90"/>
-              <w:bottom w:type="dxa" w:w="50"/>
-              <w:right w:type="dxa" w:w="90"/>
-            </w:tcMar>
-            <w:vAlign w:val="center"/>
-          </w:tcPr>
-          <w:p>
-            <w:pPr>
-              <w:spacing w:after="30" w:before="0"/>
-              <w:jc w:val="center"/>
-            </w:pPr>
-          </w:p>
-        </w:tc>
-        <w:tc>
-          <w:tcPr>
-            <w:tcW w:type="dxa" w:w="1100"/>
-            <w:tcMar>
-              <w:top w:type="dxa" w:w="50"/>
-              <w:left w:type="dxa" w:w="90"/>
-              <w:bottom w:type="dxa" w:w="50"/>
-              <w:right w:type="dxa" w:w="90"/>
-            </w:tcMar>
-            <w:vAlign w:val="center"/>
-          </w:tcPr>
-          <w:p>
-            <w:pPr>
-              <w:spacing w:after="30" w:before="0"/>
-              <w:jc w:val="center"/>
-            </w:pPr>
-          </w:p>
-        </w:tc>
-        <w:tc>
-          <w:tcPr>
-            <w:tcW w:type="dxa" w:w="1100"/>
+            <w:tcW w:type="dxa" w:w="2065"/>
+            <w:tcMar>
+              <w:top w:type="dxa" w:w="50"/>
+              <w:left w:type="dxa" w:w="90"/>
+              <w:bottom w:type="dxa" w:w="50"/>
+              <w:right w:type="dxa" w:w="90"/>
+            </w:tcMar>
+            <w:vAlign w:val="center"/>
+          </w:tcPr>
+          <w:p>
+            <w:pPr>
+              <w:spacing w:after="30" w:before="0"/>
+              <w:jc w:val="center"/>
+            </w:pPr>
+          </w:p>
+        </w:tc>
+        <w:tc>
+          <w:tcPr>
+            <w:tcW w:type="dxa" w:w="1515"/>
+            <w:tcMar>
+              <w:top w:type="dxa" w:w="50"/>
+              <w:left w:type="dxa" w:w="90"/>
+              <w:bottom w:type="dxa" w:w="50"/>
+              <w:right w:type="dxa" w:w="90"/>
+            </w:tcMar>
+            <w:vAlign w:val="center"/>
+          </w:tcPr>
+          <w:p>
+            <w:pPr>
+              <w:spacing w:after="30" w:before="0"/>
+              <w:jc w:val="center"/>
+            </w:pPr>
+          </w:p>
+        </w:tc>
+        <w:tc>
+          <w:tcPr>
+            <w:tcW w:type="dxa" w:w="1515"/>
+            <w:tcMar>
+              <w:top w:type="dxa" w:w="50"/>
+              <w:left w:type="dxa" w:w="90"/>
+              <w:bottom w:type="dxa" w:w="50"/>
+              <w:right w:type="dxa" w:w="90"/>
+            </w:tcMar>
+            <w:vAlign w:val="center"/>
+          </w:tcPr>
+          <w:p>
+            <w:pPr>
+              <w:spacing w:after="30" w:before="0"/>
+              <w:jc w:val="center"/>
+            </w:pPr>
+          </w:p>
+        </w:tc>
+        <w:tc>
+          <w:tcPr>
+            <w:tcW w:type="dxa" w:w="1515"/>
+            <w:tcMar>
+              <w:top w:type="dxa" w:w="50"/>
+              <w:left w:type="dxa" w:w="90"/>
+              <w:bottom w:type="dxa" w:w="50"/>
+              <w:right w:type="dxa" w:w="90"/>
+            </w:tcMar>
+            <w:vAlign w:val="center"/>
+          </w:tcPr>
+          <w:p>
+            <w:pPr>
+              <w:spacing w:after="30" w:before="0"/>
+              <w:jc w:val="center"/>
+            </w:pPr>
+          </w:p>
+        </w:tc>
+        <w:tc>
+          <w:tcPr>
+            <w:tcW w:type="dxa" w:w="1515"/>
+            <w:tcMar>
+              <w:top w:type="dxa" w:w="50"/>
+              <w:left w:type="dxa" w:w="90"/>
+              <w:bottom w:type="dxa" w:w="50"/>
+              <w:right w:type="dxa" w:w="90"/>
+            </w:tcMar>
+            <w:vAlign w:val="center"/>
+          </w:tcPr>
+          <w:p>
+            <w:pPr>
+              <w:spacing w:after="30" w:before="0"/>
+              <w:jc w:val="center"/>
+            </w:pPr>
+          </w:p>
+        </w:tc>
+        <w:tc>
+          <w:tcPr>
+            <w:tcW w:type="dxa" w:w="1515"/>
             <w:tcMar>
               <w:top w:type="dxa" w:w="50"/>
               <w:left w:type="dxa" w:w="90"/>
@@ -7117,115 +6932,97 @@
         </w:trPr>
         <w:tc>
           <w:tcPr>
-            <w:tcW w:type="dxa" w:w="1500"/>
-            <w:tcMar>
-              <w:top w:type="dxa" w:w="50"/>
-              <w:left w:type="dxa" w:w="90"/>
-              <w:bottom w:type="dxa" w:w="50"/>
-              <w:right w:type="dxa" w:w="90"/>
-            </w:tcMar>
-            <w:vAlign w:val="center"/>
-          </w:tcPr>
-          <w:p>
-            <w:pPr>
-              <w:spacing w:after="30" w:before="0"/>
-              <w:jc w:val="center"/>
-            </w:pPr>
-          </w:p>
-        </w:tc>
-        <w:tc>
-          <w:tcPr>
-            <w:tcW w:type="dxa" w:w="2638"/>
-            <w:tcMar>
-              <w:top w:type="dxa" w:w="50"/>
-              <w:left w:type="dxa" w:w="90"/>
-              <w:bottom w:type="dxa" w:w="50"/>
-              <w:right w:type="dxa" w:w="90"/>
-            </w:tcMar>
-            <w:vAlign w:val="center"/>
-          </w:tcPr>
-          <w:p>
-            <w:pPr>
-              <w:spacing w:after="30" w:before="0"/>
-              <w:jc w:val="center"/>
-            </w:pPr>
-          </w:p>
-        </w:tc>
-        <w:tc>
-          <w:tcPr>
-            <w:tcW w:type="dxa" w:w="1100"/>
-            <w:tcMar>
-              <w:top w:type="dxa" w:w="50"/>
-              <w:left w:type="dxa" w:w="90"/>
-              <w:bottom w:type="dxa" w:w="50"/>
-              <w:right w:type="dxa" w:w="90"/>
-            </w:tcMar>
-            <w:vAlign w:val="center"/>
-          </w:tcPr>
-          <w:p>
-            <w:pPr>
-              <w:spacing w:after="30" w:before="0"/>
-              <w:jc w:val="center"/>
-            </w:pPr>
-          </w:p>
-        </w:tc>
-        <w:tc>
-          <w:tcPr>
-            <w:tcW w:type="dxa" w:w="1100"/>
-            <w:tcMar>
-              <w:top w:type="dxa" w:w="50"/>
-              <w:left w:type="dxa" w:w="90"/>
-              <w:bottom w:type="dxa" w:w="50"/>
-              <w:right w:type="dxa" w:w="90"/>
-            </w:tcMar>
-            <w:vAlign w:val="center"/>
-          </w:tcPr>
-          <w:p>
-            <w:pPr>
-              <w:spacing w:after="30" w:before="0"/>
-              <w:jc w:val="center"/>
-            </w:pPr>
-          </w:p>
-        </w:tc>
-        <w:tc>
-          <w:tcPr>
-            <w:tcW w:type="dxa" w:w="1100"/>
-            <w:tcMar>
-              <w:top w:type="dxa" w:w="50"/>
-              <w:left w:type="dxa" w:w="90"/>
-              <w:bottom w:type="dxa" w:w="50"/>
-              <w:right w:type="dxa" w:w="90"/>
-            </w:tcMar>
-            <w:vAlign w:val="center"/>
-          </w:tcPr>
-          <w:p>
-            <w:pPr>
-              <w:spacing w:after="30" w:before="0"/>
-              <w:jc w:val="center"/>
-            </w:pPr>
-          </w:p>
-        </w:tc>
-        <w:tc>
-          <w:tcPr>
-            <w:tcW w:type="dxa" w:w="1100"/>
-            <w:tcMar>
-              <w:top w:type="dxa" w:w="50"/>
-              <w:left w:type="dxa" w:w="90"/>
-              <w:bottom w:type="dxa" w:w="50"/>
-              <w:right w:type="dxa" w:w="90"/>
-            </w:tcMar>
-            <w:vAlign w:val="center"/>
-          </w:tcPr>
-          <w:p>
-            <w:pPr>
-              <w:spacing w:after="30" w:before="0"/>
-              <w:jc w:val="center"/>
-            </w:pPr>
-          </w:p>
-        </w:tc>
-        <w:tc>
-          <w:tcPr>
-            <w:tcW w:type="dxa" w:w="1100"/>
+            <w:tcW w:type="dxa" w:w="2065"/>
+            <w:tcMar>
+              <w:top w:type="dxa" w:w="50"/>
+              <w:left w:type="dxa" w:w="90"/>
+              <w:bottom w:type="dxa" w:w="50"/>
+              <w:right w:type="dxa" w:w="90"/>
+            </w:tcMar>
+            <w:vAlign w:val="center"/>
+          </w:tcPr>
+          <w:p>
+            <w:pPr>
+              <w:spacing w:after="30" w:before="0"/>
+              <w:jc w:val="center"/>
+            </w:pPr>
+          </w:p>
+        </w:tc>
+        <w:tc>
+          <w:tcPr>
+            <w:tcW w:type="dxa" w:w="1515"/>
+            <w:tcMar>
+              <w:top w:type="dxa" w:w="50"/>
+              <w:left w:type="dxa" w:w="90"/>
+              <w:bottom w:type="dxa" w:w="50"/>
+              <w:right w:type="dxa" w:w="90"/>
+            </w:tcMar>
+            <w:vAlign w:val="center"/>
+          </w:tcPr>
+          <w:p>
+            <w:pPr>
+              <w:spacing w:after="30" w:before="0"/>
+              <w:jc w:val="center"/>
+            </w:pPr>
+          </w:p>
+        </w:tc>
+        <w:tc>
+          <w:tcPr>
+            <w:tcW w:type="dxa" w:w="1515"/>
+            <w:tcMar>
+              <w:top w:type="dxa" w:w="50"/>
+              <w:left w:type="dxa" w:w="90"/>
+              <w:bottom w:type="dxa" w:w="50"/>
+              <w:right w:type="dxa" w:w="90"/>
+            </w:tcMar>
+            <w:vAlign w:val="center"/>
+          </w:tcPr>
+          <w:p>
+            <w:pPr>
+              <w:spacing w:after="30" w:before="0"/>
+              <w:jc w:val="center"/>
+            </w:pPr>
+          </w:p>
+        </w:tc>
+        <w:tc>
+          <w:tcPr>
+            <w:tcW w:type="dxa" w:w="1515"/>
+            <w:tcMar>
+              <w:top w:type="dxa" w:w="50"/>
+              <w:left w:type="dxa" w:w="90"/>
+              <w:bottom w:type="dxa" w:w="50"/>
+              <w:right w:type="dxa" w:w="90"/>
+            </w:tcMar>
+            <w:vAlign w:val="center"/>
+          </w:tcPr>
+          <w:p>
+            <w:pPr>
+              <w:spacing w:after="30" w:before="0"/>
+              <w:jc w:val="center"/>
+            </w:pPr>
+          </w:p>
+        </w:tc>
+        <w:tc>
+          <w:tcPr>
+            <w:tcW w:type="dxa" w:w="1515"/>
+            <w:tcMar>
+              <w:top w:type="dxa" w:w="50"/>
+              <w:left w:type="dxa" w:w="90"/>
+              <w:bottom w:type="dxa" w:w="50"/>
+              <w:right w:type="dxa" w:w="90"/>
+            </w:tcMar>
+            <w:vAlign w:val="center"/>
+          </w:tcPr>
+          <w:p>
+            <w:pPr>
+              <w:spacing w:after="30" w:before="0"/>
+              <w:jc w:val="center"/>
+            </w:pPr>
+          </w:p>
+        </w:tc>
+        <w:tc>
+          <w:tcPr>
+            <w:tcW w:type="dxa" w:w="1515"/>
             <w:tcMar>
               <w:top w:type="dxa" w:w="50"/>
               <w:left w:type="dxa" w:w="90"/>
@@ -7249,115 +7046,97 @@
         </w:trPr>
         <w:tc>
           <w:tcPr>
-            <w:tcW w:type="dxa" w:w="1500"/>
-            <w:tcMar>
-              <w:top w:type="dxa" w:w="50"/>
-              <w:left w:type="dxa" w:w="90"/>
-              <w:bottom w:type="dxa" w:w="50"/>
-              <w:right w:type="dxa" w:w="90"/>
-            </w:tcMar>
-            <w:vAlign w:val="center"/>
-          </w:tcPr>
-          <w:p>
-            <w:pPr>
-              <w:spacing w:after="30" w:before="0"/>
-              <w:jc w:val="center"/>
-            </w:pPr>
-          </w:p>
-        </w:tc>
-        <w:tc>
-          <w:tcPr>
-            <w:tcW w:type="dxa" w:w="2638"/>
-            <w:tcMar>
-              <w:top w:type="dxa" w:w="50"/>
-              <w:left w:type="dxa" w:w="90"/>
-              <w:bottom w:type="dxa" w:w="50"/>
-              <w:right w:type="dxa" w:w="90"/>
-            </w:tcMar>
-            <w:vAlign w:val="center"/>
-          </w:tcPr>
-          <w:p>
-            <w:pPr>
-              <w:spacing w:after="30" w:before="0"/>
-              <w:jc w:val="center"/>
-            </w:pPr>
-          </w:p>
-        </w:tc>
-        <w:tc>
-          <w:tcPr>
-            <w:tcW w:type="dxa" w:w="1100"/>
-            <w:tcMar>
-              <w:top w:type="dxa" w:w="50"/>
-              <w:left w:type="dxa" w:w="90"/>
-              <w:bottom w:type="dxa" w:w="50"/>
-              <w:right w:type="dxa" w:w="90"/>
-            </w:tcMar>
-            <w:vAlign w:val="center"/>
-          </w:tcPr>
-          <w:p>
-            <w:pPr>
-              <w:spacing w:after="30" w:before="0"/>
-              <w:jc w:val="center"/>
-            </w:pPr>
-          </w:p>
-        </w:tc>
-        <w:tc>
-          <w:tcPr>
-            <w:tcW w:type="dxa" w:w="1100"/>
-            <w:tcMar>
-              <w:top w:type="dxa" w:w="50"/>
-              <w:left w:type="dxa" w:w="90"/>
-              <w:bottom w:type="dxa" w:w="50"/>
-              <w:right w:type="dxa" w:w="90"/>
-            </w:tcMar>
-            <w:vAlign w:val="center"/>
-          </w:tcPr>
-          <w:p>
-            <w:pPr>
-              <w:spacing w:after="30" w:before="0"/>
-              <w:jc w:val="center"/>
-            </w:pPr>
-          </w:p>
-        </w:tc>
-        <w:tc>
-          <w:tcPr>
-            <w:tcW w:type="dxa" w:w="1100"/>
-            <w:tcMar>
-              <w:top w:type="dxa" w:w="50"/>
-              <w:left w:type="dxa" w:w="90"/>
-              <w:bottom w:type="dxa" w:w="50"/>
-              <w:right w:type="dxa" w:w="90"/>
-            </w:tcMar>
-            <w:vAlign w:val="center"/>
-          </w:tcPr>
-          <w:p>
-            <w:pPr>
-              <w:spacing w:after="30" w:before="0"/>
-              <w:jc w:val="center"/>
-            </w:pPr>
-          </w:p>
-        </w:tc>
-        <w:tc>
-          <w:tcPr>
-            <w:tcW w:type="dxa" w:w="1100"/>
-            <w:tcMar>
-              <w:top w:type="dxa" w:w="50"/>
-              <w:left w:type="dxa" w:w="90"/>
-              <w:bottom w:type="dxa" w:w="50"/>
-              <w:right w:type="dxa" w:w="90"/>
-            </w:tcMar>
-            <w:vAlign w:val="center"/>
-          </w:tcPr>
-          <w:p>
-            <w:pPr>
-              <w:spacing w:after="30" w:before="0"/>
-              <w:jc w:val="center"/>
-            </w:pPr>
-          </w:p>
-        </w:tc>
-        <w:tc>
-          <w:tcPr>
-            <w:tcW w:type="dxa" w:w="1100"/>
+            <w:tcW w:type="dxa" w:w="2065"/>
+            <w:tcMar>
+              <w:top w:type="dxa" w:w="50"/>
+              <w:left w:type="dxa" w:w="90"/>
+              <w:bottom w:type="dxa" w:w="50"/>
+              <w:right w:type="dxa" w:w="90"/>
+            </w:tcMar>
+            <w:vAlign w:val="center"/>
+          </w:tcPr>
+          <w:p>
+            <w:pPr>
+              <w:spacing w:after="30" w:before="0"/>
+              <w:jc w:val="center"/>
+            </w:pPr>
+          </w:p>
+        </w:tc>
+        <w:tc>
+          <w:tcPr>
+            <w:tcW w:type="dxa" w:w="1515"/>
+            <w:tcMar>
+              <w:top w:type="dxa" w:w="50"/>
+              <w:left w:type="dxa" w:w="90"/>
+              <w:bottom w:type="dxa" w:w="50"/>
+              <w:right w:type="dxa" w:w="90"/>
+            </w:tcMar>
+            <w:vAlign w:val="center"/>
+          </w:tcPr>
+          <w:p>
+            <w:pPr>
+              <w:spacing w:after="30" w:before="0"/>
+              <w:jc w:val="center"/>
+            </w:pPr>
+          </w:p>
+        </w:tc>
+        <w:tc>
+          <w:tcPr>
+            <w:tcW w:type="dxa" w:w="1515"/>
+            <w:tcMar>
+              <w:top w:type="dxa" w:w="50"/>
+              <w:left w:type="dxa" w:w="90"/>
+              <w:bottom w:type="dxa" w:w="50"/>
+              <w:right w:type="dxa" w:w="90"/>
+            </w:tcMar>
+            <w:vAlign w:val="center"/>
+          </w:tcPr>
+          <w:p>
+            <w:pPr>
+              <w:spacing w:after="30" w:before="0"/>
+              <w:jc w:val="center"/>
+            </w:pPr>
+          </w:p>
+        </w:tc>
+        <w:tc>
+          <w:tcPr>
+            <w:tcW w:type="dxa" w:w="1515"/>
+            <w:tcMar>
+              <w:top w:type="dxa" w:w="50"/>
+              <w:left w:type="dxa" w:w="90"/>
+              <w:bottom w:type="dxa" w:w="50"/>
+              <w:right w:type="dxa" w:w="90"/>
+            </w:tcMar>
+            <w:vAlign w:val="center"/>
+          </w:tcPr>
+          <w:p>
+            <w:pPr>
+              <w:spacing w:after="30" w:before="0"/>
+              <w:jc w:val="center"/>
+            </w:pPr>
+          </w:p>
+        </w:tc>
+        <w:tc>
+          <w:tcPr>
+            <w:tcW w:type="dxa" w:w="1515"/>
+            <w:tcMar>
+              <w:top w:type="dxa" w:w="50"/>
+              <w:left w:type="dxa" w:w="90"/>
+              <w:bottom w:type="dxa" w:w="50"/>
+              <w:right w:type="dxa" w:w="90"/>
+            </w:tcMar>
+            <w:vAlign w:val="center"/>
+          </w:tcPr>
+          <w:p>
+            <w:pPr>
+              <w:spacing w:after="30" w:before="0"/>
+              <w:jc w:val="center"/>
+            </w:pPr>
+          </w:p>
+        </w:tc>
+        <w:tc>
+          <w:tcPr>
+            <w:tcW w:type="dxa" w:w="1515"/>
             <w:tcMar>
               <w:top w:type="dxa" w:w="50"/>
               <w:left w:type="dxa" w:w="90"/>
@@ -7381,115 +7160,97 @@
         </w:trPr>
         <w:tc>
           <w:tcPr>
-            <w:tcW w:type="dxa" w:w="1500"/>
-            <w:tcMar>
-              <w:top w:type="dxa" w:w="50"/>
-              <w:left w:type="dxa" w:w="90"/>
-              <w:bottom w:type="dxa" w:w="50"/>
-              <w:right w:type="dxa" w:w="90"/>
-            </w:tcMar>
-            <w:vAlign w:val="center"/>
-          </w:tcPr>
-          <w:p>
-            <w:pPr>
-              <w:spacing w:after="30" w:before="0"/>
-              <w:jc w:val="center"/>
-            </w:pPr>
-          </w:p>
-        </w:tc>
-        <w:tc>
-          <w:tcPr>
-            <w:tcW w:type="dxa" w:w="2638"/>
-            <w:tcMar>
-              <w:top w:type="dxa" w:w="50"/>
-              <w:left w:type="dxa" w:w="90"/>
-              <w:bottom w:type="dxa" w:w="50"/>
-              <w:right w:type="dxa" w:w="90"/>
-            </w:tcMar>
-            <w:vAlign w:val="center"/>
-          </w:tcPr>
-          <w:p>
-            <w:pPr>
-              <w:spacing w:after="30" w:before="0"/>
-              <w:jc w:val="center"/>
-            </w:pPr>
-          </w:p>
-        </w:tc>
-        <w:tc>
-          <w:tcPr>
-            <w:tcW w:type="dxa" w:w="1100"/>
-            <w:tcMar>
-              <w:top w:type="dxa" w:w="50"/>
-              <w:left w:type="dxa" w:w="90"/>
-              <w:bottom w:type="dxa" w:w="50"/>
-              <w:right w:type="dxa" w:w="90"/>
-            </w:tcMar>
-            <w:vAlign w:val="center"/>
-          </w:tcPr>
-          <w:p>
-            <w:pPr>
-              <w:spacing w:after="30" w:before="0"/>
-              <w:jc w:val="center"/>
-            </w:pPr>
-          </w:p>
-        </w:tc>
-        <w:tc>
-          <w:tcPr>
-            <w:tcW w:type="dxa" w:w="1100"/>
-            <w:tcMar>
-              <w:top w:type="dxa" w:w="50"/>
-              <w:left w:type="dxa" w:w="90"/>
-              <w:bottom w:type="dxa" w:w="50"/>
-              <w:right w:type="dxa" w:w="90"/>
-            </w:tcMar>
-            <w:vAlign w:val="center"/>
-          </w:tcPr>
-          <w:p>
-            <w:pPr>
-              <w:spacing w:after="30" w:before="0"/>
-              <w:jc w:val="center"/>
-            </w:pPr>
-          </w:p>
-        </w:tc>
-        <w:tc>
-          <w:tcPr>
-            <w:tcW w:type="dxa" w:w="1100"/>
-            <w:tcMar>
-              <w:top w:type="dxa" w:w="50"/>
-              <w:left w:type="dxa" w:w="90"/>
-              <w:bottom w:type="dxa" w:w="50"/>
-              <w:right w:type="dxa" w:w="90"/>
-            </w:tcMar>
-            <w:vAlign w:val="center"/>
-          </w:tcPr>
-          <w:p>
-            <w:pPr>
-              <w:spacing w:after="30" w:before="0"/>
-              <w:jc w:val="center"/>
-            </w:pPr>
-          </w:p>
-        </w:tc>
-        <w:tc>
-          <w:tcPr>
-            <w:tcW w:type="dxa" w:w="1100"/>
-            <w:tcMar>
-              <w:top w:type="dxa" w:w="50"/>
-              <w:left w:type="dxa" w:w="90"/>
-              <w:bottom w:type="dxa" w:w="50"/>
-              <w:right w:type="dxa" w:w="90"/>
-            </w:tcMar>
-            <w:vAlign w:val="center"/>
-          </w:tcPr>
-          <w:p>
-            <w:pPr>
-              <w:spacing w:after="30" w:before="0"/>
-              <w:jc w:val="center"/>
-            </w:pPr>
-          </w:p>
-        </w:tc>
-        <w:tc>
-          <w:tcPr>
-            <w:tcW w:type="dxa" w:w="1100"/>
+            <w:tcW w:type="dxa" w:w="2065"/>
+            <w:tcMar>
+              <w:top w:type="dxa" w:w="50"/>
+              <w:left w:type="dxa" w:w="90"/>
+              <w:bottom w:type="dxa" w:w="50"/>
+              <w:right w:type="dxa" w:w="90"/>
+            </w:tcMar>
+            <w:vAlign w:val="center"/>
+          </w:tcPr>
+          <w:p>
+            <w:pPr>
+              <w:spacing w:after="30" w:before="0"/>
+              <w:jc w:val="center"/>
+            </w:pPr>
+          </w:p>
+        </w:tc>
+        <w:tc>
+          <w:tcPr>
+            <w:tcW w:type="dxa" w:w="1515"/>
+            <w:tcMar>
+              <w:top w:type="dxa" w:w="50"/>
+              <w:left w:type="dxa" w:w="90"/>
+              <w:bottom w:type="dxa" w:w="50"/>
+              <w:right w:type="dxa" w:w="90"/>
+            </w:tcMar>
+            <w:vAlign w:val="center"/>
+          </w:tcPr>
+          <w:p>
+            <w:pPr>
+              <w:spacing w:after="30" w:before="0"/>
+              <w:jc w:val="center"/>
+            </w:pPr>
+          </w:p>
+        </w:tc>
+        <w:tc>
+          <w:tcPr>
+            <w:tcW w:type="dxa" w:w="1515"/>
+            <w:tcMar>
+              <w:top w:type="dxa" w:w="50"/>
+              <w:left w:type="dxa" w:w="90"/>
+              <w:bottom w:type="dxa" w:w="50"/>
+              <w:right w:type="dxa" w:w="90"/>
+            </w:tcMar>
+            <w:vAlign w:val="center"/>
+          </w:tcPr>
+          <w:p>
+            <w:pPr>
+              <w:spacing w:after="30" w:before="0"/>
+              <w:jc w:val="center"/>
+            </w:pPr>
+          </w:p>
+        </w:tc>
+        <w:tc>
+          <w:tcPr>
+            <w:tcW w:type="dxa" w:w="1515"/>
+            <w:tcMar>
+              <w:top w:type="dxa" w:w="50"/>
+              <w:left w:type="dxa" w:w="90"/>
+              <w:bottom w:type="dxa" w:w="50"/>
+              <w:right w:type="dxa" w:w="90"/>
+            </w:tcMar>
+            <w:vAlign w:val="center"/>
+          </w:tcPr>
+          <w:p>
+            <w:pPr>
+              <w:spacing w:after="30" w:before="0"/>
+              <w:jc w:val="center"/>
+            </w:pPr>
+          </w:p>
+        </w:tc>
+        <w:tc>
+          <w:tcPr>
+            <w:tcW w:type="dxa" w:w="1515"/>
+            <w:tcMar>
+              <w:top w:type="dxa" w:w="50"/>
+              <w:left w:type="dxa" w:w="90"/>
+              <w:bottom w:type="dxa" w:w="50"/>
+              <w:right w:type="dxa" w:w="90"/>
+            </w:tcMar>
+            <w:vAlign w:val="center"/>
+          </w:tcPr>
+          <w:p>
+            <w:pPr>
+              <w:spacing w:after="30" w:before="0"/>
+              <w:jc w:val="center"/>
+            </w:pPr>
+          </w:p>
+        </w:tc>
+        <w:tc>
+          <w:tcPr>
+            <w:tcW w:type="dxa" w:w="1515"/>
             <w:tcMar>
               <w:top w:type="dxa" w:w="50"/>
               <w:left w:type="dxa" w:w="90"/>
@@ -7513,115 +7274,97 @@
         </w:trPr>
         <w:tc>
           <w:tcPr>
-            <w:tcW w:type="dxa" w:w="1500"/>
-            <w:tcMar>
-              <w:top w:type="dxa" w:w="50"/>
-              <w:left w:type="dxa" w:w="90"/>
-              <w:bottom w:type="dxa" w:w="50"/>
-              <w:right w:type="dxa" w:w="90"/>
-            </w:tcMar>
-            <w:vAlign w:val="center"/>
-          </w:tcPr>
-          <w:p>
-            <w:pPr>
-              <w:spacing w:after="30" w:before="0"/>
-              <w:jc w:val="center"/>
-            </w:pPr>
-          </w:p>
-        </w:tc>
-        <w:tc>
-          <w:tcPr>
-            <w:tcW w:type="dxa" w:w="2638"/>
-            <w:tcMar>
-              <w:top w:type="dxa" w:w="50"/>
-              <w:left w:type="dxa" w:w="90"/>
-              <w:bottom w:type="dxa" w:w="50"/>
-              <w:right w:type="dxa" w:w="90"/>
-            </w:tcMar>
-            <w:vAlign w:val="center"/>
-          </w:tcPr>
-          <w:p>
-            <w:pPr>
-              <w:spacing w:after="30" w:before="0"/>
-              <w:jc w:val="center"/>
-            </w:pPr>
-          </w:p>
-        </w:tc>
-        <w:tc>
-          <w:tcPr>
-            <w:tcW w:type="dxa" w:w="1100"/>
-            <w:tcMar>
-              <w:top w:type="dxa" w:w="50"/>
-              <w:left w:type="dxa" w:w="90"/>
-              <w:bottom w:type="dxa" w:w="50"/>
-              <w:right w:type="dxa" w:w="90"/>
-            </w:tcMar>
-            <w:vAlign w:val="center"/>
-          </w:tcPr>
-          <w:p>
-            <w:pPr>
-              <w:spacing w:after="30" w:before="0"/>
-              <w:jc w:val="center"/>
-            </w:pPr>
-          </w:p>
-        </w:tc>
-        <w:tc>
-          <w:tcPr>
-            <w:tcW w:type="dxa" w:w="1100"/>
-            <w:tcMar>
-              <w:top w:type="dxa" w:w="50"/>
-              <w:left w:type="dxa" w:w="90"/>
-              <w:bottom w:type="dxa" w:w="50"/>
-              <w:right w:type="dxa" w:w="90"/>
-            </w:tcMar>
-            <w:vAlign w:val="center"/>
-          </w:tcPr>
-          <w:p>
-            <w:pPr>
-              <w:spacing w:after="30" w:before="0"/>
-              <w:jc w:val="center"/>
-            </w:pPr>
-          </w:p>
-        </w:tc>
-        <w:tc>
-          <w:tcPr>
-            <w:tcW w:type="dxa" w:w="1100"/>
-            <w:tcMar>
-              <w:top w:type="dxa" w:w="50"/>
-              <w:left w:type="dxa" w:w="90"/>
-              <w:bottom w:type="dxa" w:w="50"/>
-              <w:right w:type="dxa" w:w="90"/>
-            </w:tcMar>
-            <w:vAlign w:val="center"/>
-          </w:tcPr>
-          <w:p>
-            <w:pPr>
-              <w:spacing w:after="30" w:before="0"/>
-              <w:jc w:val="center"/>
-            </w:pPr>
-          </w:p>
-        </w:tc>
-        <w:tc>
-          <w:tcPr>
-            <w:tcW w:type="dxa" w:w="1100"/>
-            <w:tcMar>
-              <w:top w:type="dxa" w:w="50"/>
-              <w:left w:type="dxa" w:w="90"/>
-              <w:bottom w:type="dxa" w:w="50"/>
-              <w:right w:type="dxa" w:w="90"/>
-            </w:tcMar>
-            <w:vAlign w:val="center"/>
-          </w:tcPr>
-          <w:p>
-            <w:pPr>
-              <w:spacing w:after="30" w:before="0"/>
-              <w:jc w:val="center"/>
-            </w:pPr>
-          </w:p>
-        </w:tc>
-        <w:tc>
-          <w:tcPr>
-            <w:tcW w:type="dxa" w:w="1100"/>
+            <w:tcW w:type="dxa" w:w="2065"/>
+            <w:tcMar>
+              <w:top w:type="dxa" w:w="50"/>
+              <w:left w:type="dxa" w:w="90"/>
+              <w:bottom w:type="dxa" w:w="50"/>
+              <w:right w:type="dxa" w:w="90"/>
+            </w:tcMar>
+            <w:vAlign w:val="center"/>
+          </w:tcPr>
+          <w:p>
+            <w:pPr>
+              <w:spacing w:after="30" w:before="0"/>
+              <w:jc w:val="center"/>
+            </w:pPr>
+          </w:p>
+        </w:tc>
+        <w:tc>
+          <w:tcPr>
+            <w:tcW w:type="dxa" w:w="1515"/>
+            <w:tcMar>
+              <w:top w:type="dxa" w:w="50"/>
+              <w:left w:type="dxa" w:w="90"/>
+              <w:bottom w:type="dxa" w:w="50"/>
+              <w:right w:type="dxa" w:w="90"/>
+            </w:tcMar>
+            <w:vAlign w:val="center"/>
+          </w:tcPr>
+          <w:p>
+            <w:pPr>
+              <w:spacing w:after="30" w:before="0"/>
+              <w:jc w:val="center"/>
+            </w:pPr>
+          </w:p>
+        </w:tc>
+        <w:tc>
+          <w:tcPr>
+            <w:tcW w:type="dxa" w:w="1515"/>
+            <w:tcMar>
+              <w:top w:type="dxa" w:w="50"/>
+              <w:left w:type="dxa" w:w="90"/>
+              <w:bottom w:type="dxa" w:w="50"/>
+              <w:right w:type="dxa" w:w="90"/>
+            </w:tcMar>
+            <w:vAlign w:val="center"/>
+          </w:tcPr>
+          <w:p>
+            <w:pPr>
+              <w:spacing w:after="30" w:before="0"/>
+              <w:jc w:val="center"/>
+            </w:pPr>
+          </w:p>
+        </w:tc>
+        <w:tc>
+          <w:tcPr>
+            <w:tcW w:type="dxa" w:w="1515"/>
+            <w:tcMar>
+              <w:top w:type="dxa" w:w="50"/>
+              <w:left w:type="dxa" w:w="90"/>
+              <w:bottom w:type="dxa" w:w="50"/>
+              <w:right w:type="dxa" w:w="90"/>
+            </w:tcMar>
+            <w:vAlign w:val="center"/>
+          </w:tcPr>
+          <w:p>
+            <w:pPr>
+              <w:spacing w:after="30" w:before="0"/>
+              <w:jc w:val="center"/>
+            </w:pPr>
+          </w:p>
+        </w:tc>
+        <w:tc>
+          <w:tcPr>
+            <w:tcW w:type="dxa" w:w="1515"/>
+            <w:tcMar>
+              <w:top w:type="dxa" w:w="50"/>
+              <w:left w:type="dxa" w:w="90"/>
+              <w:bottom w:type="dxa" w:w="50"/>
+              <w:right w:type="dxa" w:w="90"/>
+            </w:tcMar>
+            <w:vAlign w:val="center"/>
+          </w:tcPr>
+          <w:p>
+            <w:pPr>
+              <w:spacing w:after="30" w:before="0"/>
+              <w:jc w:val="center"/>
+            </w:pPr>
+          </w:p>
+        </w:tc>
+        <w:tc>
+          <w:tcPr>
+            <w:tcW w:type="dxa" w:w="1515"/>
             <w:tcMar>
               <w:top w:type="dxa" w:w="50"/>
               <w:left w:type="dxa" w:w="90"/>
@@ -7645,115 +7388,97 @@
         </w:trPr>
         <w:tc>
           <w:tcPr>
-            <w:tcW w:type="dxa" w:w="1500"/>
-            <w:tcMar>
-              <w:top w:type="dxa" w:w="50"/>
-              <w:left w:type="dxa" w:w="90"/>
-              <w:bottom w:type="dxa" w:w="50"/>
-              <w:right w:type="dxa" w:w="90"/>
-            </w:tcMar>
-            <w:vAlign w:val="center"/>
-          </w:tcPr>
-          <w:p>
-            <w:pPr>
-              <w:spacing w:after="30" w:before="0"/>
-              <w:jc w:val="center"/>
-            </w:pPr>
-          </w:p>
-        </w:tc>
-        <w:tc>
-          <w:tcPr>
-            <w:tcW w:type="dxa" w:w="2638"/>
-            <w:tcMar>
-              <w:top w:type="dxa" w:w="50"/>
-              <w:left w:type="dxa" w:w="90"/>
-              <w:bottom w:type="dxa" w:w="50"/>
-              <w:right w:type="dxa" w:w="90"/>
-            </w:tcMar>
-            <w:vAlign w:val="center"/>
-          </w:tcPr>
-          <w:p>
-            <w:pPr>
-              <w:spacing w:after="30" w:before="0"/>
-              <w:jc w:val="center"/>
-            </w:pPr>
-          </w:p>
-        </w:tc>
-        <w:tc>
-          <w:tcPr>
-            <w:tcW w:type="dxa" w:w="1100"/>
-            <w:tcMar>
-              <w:top w:type="dxa" w:w="50"/>
-              <w:left w:type="dxa" w:w="90"/>
-              <w:bottom w:type="dxa" w:w="50"/>
-              <w:right w:type="dxa" w:w="90"/>
-            </w:tcMar>
-            <w:vAlign w:val="center"/>
-          </w:tcPr>
-          <w:p>
-            <w:pPr>
-              <w:spacing w:after="30" w:before="0"/>
-              <w:jc w:val="center"/>
-            </w:pPr>
-          </w:p>
-        </w:tc>
-        <w:tc>
-          <w:tcPr>
-            <w:tcW w:type="dxa" w:w="1100"/>
-            <w:tcMar>
-              <w:top w:type="dxa" w:w="50"/>
-              <w:left w:type="dxa" w:w="90"/>
-              <w:bottom w:type="dxa" w:w="50"/>
-              <w:right w:type="dxa" w:w="90"/>
-            </w:tcMar>
-            <w:vAlign w:val="center"/>
-          </w:tcPr>
-          <w:p>
-            <w:pPr>
-              <w:spacing w:after="30" w:before="0"/>
-              <w:jc w:val="center"/>
-            </w:pPr>
-          </w:p>
-        </w:tc>
-        <w:tc>
-          <w:tcPr>
-            <w:tcW w:type="dxa" w:w="1100"/>
-            <w:tcMar>
-              <w:top w:type="dxa" w:w="50"/>
-              <w:left w:type="dxa" w:w="90"/>
-              <w:bottom w:type="dxa" w:w="50"/>
-              <w:right w:type="dxa" w:w="90"/>
-            </w:tcMar>
-            <w:vAlign w:val="center"/>
-          </w:tcPr>
-          <w:p>
-            <w:pPr>
-              <w:spacing w:after="30" w:before="0"/>
-              <w:jc w:val="center"/>
-            </w:pPr>
-          </w:p>
-        </w:tc>
-        <w:tc>
-          <w:tcPr>
-            <w:tcW w:type="dxa" w:w="1100"/>
-            <w:tcMar>
-              <w:top w:type="dxa" w:w="50"/>
-              <w:left w:type="dxa" w:w="90"/>
-              <w:bottom w:type="dxa" w:w="50"/>
-              <w:right w:type="dxa" w:w="90"/>
-            </w:tcMar>
-            <w:vAlign w:val="center"/>
-          </w:tcPr>
-          <w:p>
-            <w:pPr>
-              <w:spacing w:after="30" w:before="0"/>
-              <w:jc w:val="center"/>
-            </w:pPr>
-          </w:p>
-        </w:tc>
-        <w:tc>
-          <w:tcPr>
-            <w:tcW w:type="dxa" w:w="1100"/>
+            <w:tcW w:type="dxa" w:w="2065"/>
+            <w:tcMar>
+              <w:top w:type="dxa" w:w="50"/>
+              <w:left w:type="dxa" w:w="90"/>
+              <w:bottom w:type="dxa" w:w="50"/>
+              <w:right w:type="dxa" w:w="90"/>
+            </w:tcMar>
+            <w:vAlign w:val="center"/>
+          </w:tcPr>
+          <w:p>
+            <w:pPr>
+              <w:spacing w:after="30" w:before="0"/>
+              <w:jc w:val="center"/>
+            </w:pPr>
+          </w:p>
+        </w:tc>
+        <w:tc>
+          <w:tcPr>
+            <w:tcW w:type="dxa" w:w="1515"/>
+            <w:tcMar>
+              <w:top w:type="dxa" w:w="50"/>
+              <w:left w:type="dxa" w:w="90"/>
+              <w:bottom w:type="dxa" w:w="50"/>
+              <w:right w:type="dxa" w:w="90"/>
+            </w:tcMar>
+            <w:vAlign w:val="center"/>
+          </w:tcPr>
+          <w:p>
+            <w:pPr>
+              <w:spacing w:after="30" w:before="0"/>
+              <w:jc w:val="center"/>
+            </w:pPr>
+          </w:p>
+        </w:tc>
+        <w:tc>
+          <w:tcPr>
+            <w:tcW w:type="dxa" w:w="1515"/>
+            <w:tcMar>
+              <w:top w:type="dxa" w:w="50"/>
+              <w:left w:type="dxa" w:w="90"/>
+              <w:bottom w:type="dxa" w:w="50"/>
+              <w:right w:type="dxa" w:w="90"/>
+            </w:tcMar>
+            <w:vAlign w:val="center"/>
+          </w:tcPr>
+          <w:p>
+            <w:pPr>
+              <w:spacing w:after="30" w:before="0"/>
+              <w:jc w:val="center"/>
+            </w:pPr>
+          </w:p>
+        </w:tc>
+        <w:tc>
+          <w:tcPr>
+            <w:tcW w:type="dxa" w:w="1515"/>
+            <w:tcMar>
+              <w:top w:type="dxa" w:w="50"/>
+              <w:left w:type="dxa" w:w="90"/>
+              <w:bottom w:type="dxa" w:w="50"/>
+              <w:right w:type="dxa" w:w="90"/>
+            </w:tcMar>
+            <w:vAlign w:val="center"/>
+          </w:tcPr>
+          <w:p>
+            <w:pPr>
+              <w:spacing w:after="30" w:before="0"/>
+              <w:jc w:val="center"/>
+            </w:pPr>
+          </w:p>
+        </w:tc>
+        <w:tc>
+          <w:tcPr>
+            <w:tcW w:type="dxa" w:w="1515"/>
+            <w:tcMar>
+              <w:top w:type="dxa" w:w="50"/>
+              <w:left w:type="dxa" w:w="90"/>
+              <w:bottom w:type="dxa" w:w="50"/>
+              <w:right w:type="dxa" w:w="90"/>
+            </w:tcMar>
+            <w:vAlign w:val="center"/>
+          </w:tcPr>
+          <w:p>
+            <w:pPr>
+              <w:spacing w:after="30" w:before="0"/>
+              <w:jc w:val="center"/>
+            </w:pPr>
+          </w:p>
+        </w:tc>
+        <w:tc>
+          <w:tcPr>
+            <w:tcW w:type="dxa" w:w="1515"/>
             <w:tcMar>
               <w:top w:type="dxa" w:w="50"/>
               <w:left w:type="dxa" w:w="90"/>
@@ -7777,115 +7502,97 @@
         </w:trPr>
         <w:tc>
           <w:tcPr>
-            <w:tcW w:type="dxa" w:w="1500"/>
-            <w:tcMar>
-              <w:top w:type="dxa" w:w="50"/>
-              <w:left w:type="dxa" w:w="90"/>
-              <w:bottom w:type="dxa" w:w="50"/>
-              <w:right w:type="dxa" w:w="90"/>
-            </w:tcMar>
-            <w:vAlign w:val="center"/>
-          </w:tcPr>
-          <w:p>
-            <w:pPr>
-              <w:spacing w:after="30" w:before="0"/>
-              <w:jc w:val="center"/>
-            </w:pPr>
-          </w:p>
-        </w:tc>
-        <w:tc>
-          <w:tcPr>
-            <w:tcW w:type="dxa" w:w="2638"/>
-            <w:tcMar>
-              <w:top w:type="dxa" w:w="50"/>
-              <w:left w:type="dxa" w:w="90"/>
-              <w:bottom w:type="dxa" w:w="50"/>
-              <w:right w:type="dxa" w:w="90"/>
-            </w:tcMar>
-            <w:vAlign w:val="center"/>
-          </w:tcPr>
-          <w:p>
-            <w:pPr>
-              <w:spacing w:after="30" w:before="0"/>
-              <w:jc w:val="center"/>
-            </w:pPr>
-          </w:p>
-        </w:tc>
-        <w:tc>
-          <w:tcPr>
-            <w:tcW w:type="dxa" w:w="1100"/>
-            <w:tcMar>
-              <w:top w:type="dxa" w:w="50"/>
-              <w:left w:type="dxa" w:w="90"/>
-              <w:bottom w:type="dxa" w:w="50"/>
-              <w:right w:type="dxa" w:w="90"/>
-            </w:tcMar>
-            <w:vAlign w:val="center"/>
-          </w:tcPr>
-          <w:p>
-            <w:pPr>
-              <w:spacing w:after="30" w:before="0"/>
-              <w:jc w:val="center"/>
-            </w:pPr>
-          </w:p>
-        </w:tc>
-        <w:tc>
-          <w:tcPr>
-            <w:tcW w:type="dxa" w:w="1100"/>
-            <w:tcMar>
-              <w:top w:type="dxa" w:w="50"/>
-              <w:left w:type="dxa" w:w="90"/>
-              <w:bottom w:type="dxa" w:w="50"/>
-              <w:right w:type="dxa" w:w="90"/>
-            </w:tcMar>
-            <w:vAlign w:val="center"/>
-          </w:tcPr>
-          <w:p>
-            <w:pPr>
-              <w:spacing w:after="30" w:before="0"/>
-              <w:jc w:val="center"/>
-            </w:pPr>
-          </w:p>
-        </w:tc>
-        <w:tc>
-          <w:tcPr>
-            <w:tcW w:type="dxa" w:w="1100"/>
-            <w:tcMar>
-              <w:top w:type="dxa" w:w="50"/>
-              <w:left w:type="dxa" w:w="90"/>
-              <w:bottom w:type="dxa" w:w="50"/>
-              <w:right w:type="dxa" w:w="90"/>
-            </w:tcMar>
-            <w:vAlign w:val="center"/>
-          </w:tcPr>
-          <w:p>
-            <w:pPr>
-              <w:spacing w:after="30" w:before="0"/>
-              <w:jc w:val="center"/>
-            </w:pPr>
-          </w:p>
-        </w:tc>
-        <w:tc>
-          <w:tcPr>
-            <w:tcW w:type="dxa" w:w="1100"/>
-            <w:tcMar>
-              <w:top w:type="dxa" w:w="50"/>
-              <w:left w:type="dxa" w:w="90"/>
-              <w:bottom w:type="dxa" w:w="50"/>
-              <w:right w:type="dxa" w:w="90"/>
-            </w:tcMar>
-            <w:vAlign w:val="center"/>
-          </w:tcPr>
-          <w:p>
-            <w:pPr>
-              <w:spacing w:after="30" w:before="0"/>
-              <w:jc w:val="center"/>
-            </w:pPr>
-          </w:p>
-        </w:tc>
-        <w:tc>
-          <w:tcPr>
-            <w:tcW w:type="dxa" w:w="1100"/>
+            <w:tcW w:type="dxa" w:w="2065"/>
+            <w:tcMar>
+              <w:top w:type="dxa" w:w="50"/>
+              <w:left w:type="dxa" w:w="90"/>
+              <w:bottom w:type="dxa" w:w="50"/>
+              <w:right w:type="dxa" w:w="90"/>
+            </w:tcMar>
+            <w:vAlign w:val="center"/>
+          </w:tcPr>
+          <w:p>
+            <w:pPr>
+              <w:spacing w:after="30" w:before="0"/>
+              <w:jc w:val="center"/>
+            </w:pPr>
+          </w:p>
+        </w:tc>
+        <w:tc>
+          <w:tcPr>
+            <w:tcW w:type="dxa" w:w="1515"/>
+            <w:tcMar>
+              <w:top w:type="dxa" w:w="50"/>
+              <w:left w:type="dxa" w:w="90"/>
+              <w:bottom w:type="dxa" w:w="50"/>
+              <w:right w:type="dxa" w:w="90"/>
+            </w:tcMar>
+            <w:vAlign w:val="center"/>
+          </w:tcPr>
+          <w:p>
+            <w:pPr>
+              <w:spacing w:after="30" w:before="0"/>
+              <w:jc w:val="center"/>
+            </w:pPr>
+          </w:p>
+        </w:tc>
+        <w:tc>
+          <w:tcPr>
+            <w:tcW w:type="dxa" w:w="1515"/>
+            <w:tcMar>
+              <w:top w:type="dxa" w:w="50"/>
+              <w:left w:type="dxa" w:w="90"/>
+              <w:bottom w:type="dxa" w:w="50"/>
+              <w:right w:type="dxa" w:w="90"/>
+            </w:tcMar>
+            <w:vAlign w:val="center"/>
+          </w:tcPr>
+          <w:p>
+            <w:pPr>
+              <w:spacing w:after="30" w:before="0"/>
+              <w:jc w:val="center"/>
+            </w:pPr>
+          </w:p>
+        </w:tc>
+        <w:tc>
+          <w:tcPr>
+            <w:tcW w:type="dxa" w:w="1515"/>
+            <w:tcMar>
+              <w:top w:type="dxa" w:w="50"/>
+              <w:left w:type="dxa" w:w="90"/>
+              <w:bottom w:type="dxa" w:w="50"/>
+              <w:right w:type="dxa" w:w="90"/>
+            </w:tcMar>
+            <w:vAlign w:val="center"/>
+          </w:tcPr>
+          <w:p>
+            <w:pPr>
+              <w:spacing w:after="30" w:before="0"/>
+              <w:jc w:val="center"/>
+            </w:pPr>
+          </w:p>
+        </w:tc>
+        <w:tc>
+          <w:tcPr>
+            <w:tcW w:type="dxa" w:w="1515"/>
+            <w:tcMar>
+              <w:top w:type="dxa" w:w="50"/>
+              <w:left w:type="dxa" w:w="90"/>
+              <w:bottom w:type="dxa" w:w="50"/>
+              <w:right w:type="dxa" w:w="90"/>
+            </w:tcMar>
+            <w:vAlign w:val="center"/>
+          </w:tcPr>
+          <w:p>
+            <w:pPr>
+              <w:spacing w:after="30" w:before="0"/>
+              <w:jc w:val="center"/>
+            </w:pPr>
+          </w:p>
+        </w:tc>
+        <w:tc>
+          <w:tcPr>
+            <w:tcW w:type="dxa" w:w="1515"/>
             <w:tcMar>
               <w:top w:type="dxa" w:w="50"/>
               <w:left w:type="dxa" w:w="90"/>
@@ -7909,115 +7616,97 @@
         </w:trPr>
         <w:tc>
           <w:tcPr>
-            <w:tcW w:type="dxa" w:w="1500"/>
-            <w:tcMar>
-              <w:top w:type="dxa" w:w="50"/>
-              <w:left w:type="dxa" w:w="90"/>
-              <w:bottom w:type="dxa" w:w="50"/>
-              <w:right w:type="dxa" w:w="90"/>
-            </w:tcMar>
-            <w:vAlign w:val="center"/>
-          </w:tcPr>
-          <w:p>
-            <w:pPr>
-              <w:spacing w:after="30" w:before="0"/>
-              <w:jc w:val="center"/>
-            </w:pPr>
-          </w:p>
-        </w:tc>
-        <w:tc>
-          <w:tcPr>
-            <w:tcW w:type="dxa" w:w="2638"/>
-            <w:tcMar>
-              <w:top w:type="dxa" w:w="50"/>
-              <w:left w:type="dxa" w:w="90"/>
-              <w:bottom w:type="dxa" w:w="50"/>
-              <w:right w:type="dxa" w:w="90"/>
-            </w:tcMar>
-            <w:vAlign w:val="center"/>
-          </w:tcPr>
-          <w:p>
-            <w:pPr>
-              <w:spacing w:after="30" w:before="0"/>
-              <w:jc w:val="center"/>
-            </w:pPr>
-          </w:p>
-        </w:tc>
-        <w:tc>
-          <w:tcPr>
-            <w:tcW w:type="dxa" w:w="1100"/>
-            <w:tcMar>
-              <w:top w:type="dxa" w:w="50"/>
-              <w:left w:type="dxa" w:w="90"/>
-              <w:bottom w:type="dxa" w:w="50"/>
-              <w:right w:type="dxa" w:w="90"/>
-            </w:tcMar>
-            <w:vAlign w:val="center"/>
-          </w:tcPr>
-          <w:p>
-            <w:pPr>
-              <w:spacing w:after="30" w:before="0"/>
-              <w:jc w:val="center"/>
-            </w:pPr>
-          </w:p>
-        </w:tc>
-        <w:tc>
-          <w:tcPr>
-            <w:tcW w:type="dxa" w:w="1100"/>
-            <w:tcMar>
-              <w:top w:type="dxa" w:w="50"/>
-              <w:left w:type="dxa" w:w="90"/>
-              <w:bottom w:type="dxa" w:w="50"/>
-              <w:right w:type="dxa" w:w="90"/>
-            </w:tcMar>
-            <w:vAlign w:val="center"/>
-          </w:tcPr>
-          <w:p>
-            <w:pPr>
-              <w:spacing w:after="30" w:before="0"/>
-              <w:jc w:val="center"/>
-            </w:pPr>
-          </w:p>
-        </w:tc>
-        <w:tc>
-          <w:tcPr>
-            <w:tcW w:type="dxa" w:w="1100"/>
-            <w:tcMar>
-              <w:top w:type="dxa" w:w="50"/>
-              <w:left w:type="dxa" w:w="90"/>
-              <w:bottom w:type="dxa" w:w="50"/>
-              <w:right w:type="dxa" w:w="90"/>
-            </w:tcMar>
-            <w:vAlign w:val="center"/>
-          </w:tcPr>
-          <w:p>
-            <w:pPr>
-              <w:spacing w:after="30" w:before="0"/>
-              <w:jc w:val="center"/>
-            </w:pPr>
-          </w:p>
-        </w:tc>
-        <w:tc>
-          <w:tcPr>
-            <w:tcW w:type="dxa" w:w="1100"/>
-            <w:tcMar>
-              <w:top w:type="dxa" w:w="50"/>
-              <w:left w:type="dxa" w:w="90"/>
-              <w:bottom w:type="dxa" w:w="50"/>
-              <w:right w:type="dxa" w:w="90"/>
-            </w:tcMar>
-            <w:vAlign w:val="center"/>
-          </w:tcPr>
-          <w:p>
-            <w:pPr>
-              <w:spacing w:after="30" w:before="0"/>
-              <w:jc w:val="center"/>
-            </w:pPr>
-          </w:p>
-        </w:tc>
-        <w:tc>
-          <w:tcPr>
-            <w:tcW w:type="dxa" w:w="1100"/>
+            <w:tcW w:type="dxa" w:w="2065"/>
+            <w:tcMar>
+              <w:top w:type="dxa" w:w="50"/>
+              <w:left w:type="dxa" w:w="90"/>
+              <w:bottom w:type="dxa" w:w="50"/>
+              <w:right w:type="dxa" w:w="90"/>
+            </w:tcMar>
+            <w:vAlign w:val="center"/>
+          </w:tcPr>
+          <w:p>
+            <w:pPr>
+              <w:spacing w:after="30" w:before="0"/>
+              <w:jc w:val="center"/>
+            </w:pPr>
+          </w:p>
+        </w:tc>
+        <w:tc>
+          <w:tcPr>
+            <w:tcW w:type="dxa" w:w="1515"/>
+            <w:tcMar>
+              <w:top w:type="dxa" w:w="50"/>
+              <w:left w:type="dxa" w:w="90"/>
+              <w:bottom w:type="dxa" w:w="50"/>
+              <w:right w:type="dxa" w:w="90"/>
+            </w:tcMar>
+            <w:vAlign w:val="center"/>
+          </w:tcPr>
+          <w:p>
+            <w:pPr>
+              <w:spacing w:after="30" w:before="0"/>
+              <w:jc w:val="center"/>
+            </w:pPr>
+          </w:p>
+        </w:tc>
+        <w:tc>
+          <w:tcPr>
+            <w:tcW w:type="dxa" w:w="1515"/>
+            <w:tcMar>
+              <w:top w:type="dxa" w:w="50"/>
+              <w:left w:type="dxa" w:w="90"/>
+              <w:bottom w:type="dxa" w:w="50"/>
+              <w:right w:type="dxa" w:w="90"/>
+            </w:tcMar>
+            <w:vAlign w:val="center"/>
+          </w:tcPr>
+          <w:p>
+            <w:pPr>
+              <w:spacing w:after="30" w:before="0"/>
+              <w:jc w:val="center"/>
+            </w:pPr>
+          </w:p>
+        </w:tc>
+        <w:tc>
+          <w:tcPr>
+            <w:tcW w:type="dxa" w:w="1515"/>
+            <w:tcMar>
+              <w:top w:type="dxa" w:w="50"/>
+              <w:left w:type="dxa" w:w="90"/>
+              <w:bottom w:type="dxa" w:w="50"/>
+              <w:right w:type="dxa" w:w="90"/>
+            </w:tcMar>
+            <w:vAlign w:val="center"/>
+          </w:tcPr>
+          <w:p>
+            <w:pPr>
+              <w:spacing w:after="30" w:before="0"/>
+              <w:jc w:val="center"/>
+            </w:pPr>
+          </w:p>
+        </w:tc>
+        <w:tc>
+          <w:tcPr>
+            <w:tcW w:type="dxa" w:w="1515"/>
+            <w:tcMar>
+              <w:top w:type="dxa" w:w="50"/>
+              <w:left w:type="dxa" w:w="90"/>
+              <w:bottom w:type="dxa" w:w="50"/>
+              <w:right w:type="dxa" w:w="90"/>
+            </w:tcMar>
+            <w:vAlign w:val="center"/>
+          </w:tcPr>
+          <w:p>
+            <w:pPr>
+              <w:spacing w:after="30" w:before="0"/>
+              <w:jc w:val="center"/>
+            </w:pPr>
+          </w:p>
+        </w:tc>
+        <w:tc>
+          <w:tcPr>
+            <w:tcW w:type="dxa" w:w="1515"/>
             <w:tcMar>
               <w:top w:type="dxa" w:w="50"/>
               <w:left w:type="dxa" w:w="90"/>
@@ -8041,115 +7730,97 @@
         </w:trPr>
         <w:tc>
           <w:tcPr>
-            <w:tcW w:type="dxa" w:w="1500"/>
-            <w:tcMar>
-              <w:top w:type="dxa" w:w="50"/>
-              <w:left w:type="dxa" w:w="90"/>
-              <w:bottom w:type="dxa" w:w="50"/>
-              <w:right w:type="dxa" w:w="90"/>
-            </w:tcMar>
-            <w:vAlign w:val="center"/>
-          </w:tcPr>
-          <w:p>
-            <w:pPr>
-              <w:spacing w:after="30" w:before="0"/>
-              <w:jc w:val="center"/>
-            </w:pPr>
-          </w:p>
-        </w:tc>
-        <w:tc>
-          <w:tcPr>
-            <w:tcW w:type="dxa" w:w="2638"/>
-            <w:tcMar>
-              <w:top w:type="dxa" w:w="50"/>
-              <w:left w:type="dxa" w:w="90"/>
-              <w:bottom w:type="dxa" w:w="50"/>
-              <w:right w:type="dxa" w:w="90"/>
-            </w:tcMar>
-            <w:vAlign w:val="center"/>
-          </w:tcPr>
-          <w:p>
-            <w:pPr>
-              <w:spacing w:after="30" w:before="0"/>
-              <w:jc w:val="center"/>
-            </w:pPr>
-          </w:p>
-        </w:tc>
-        <w:tc>
-          <w:tcPr>
-            <w:tcW w:type="dxa" w:w="1100"/>
-            <w:tcMar>
-              <w:top w:type="dxa" w:w="50"/>
-              <w:left w:type="dxa" w:w="90"/>
-              <w:bottom w:type="dxa" w:w="50"/>
-              <w:right w:type="dxa" w:w="90"/>
-            </w:tcMar>
-            <w:vAlign w:val="center"/>
-          </w:tcPr>
-          <w:p>
-            <w:pPr>
-              <w:spacing w:after="30" w:before="0"/>
-              <w:jc w:val="center"/>
-            </w:pPr>
-          </w:p>
-        </w:tc>
-        <w:tc>
-          <w:tcPr>
-            <w:tcW w:type="dxa" w:w="1100"/>
-            <w:tcMar>
-              <w:top w:type="dxa" w:w="50"/>
-              <w:left w:type="dxa" w:w="90"/>
-              <w:bottom w:type="dxa" w:w="50"/>
-              <w:right w:type="dxa" w:w="90"/>
-            </w:tcMar>
-            <w:vAlign w:val="center"/>
-          </w:tcPr>
-          <w:p>
-            <w:pPr>
-              <w:spacing w:after="30" w:before="0"/>
-              <w:jc w:val="center"/>
-            </w:pPr>
-          </w:p>
-        </w:tc>
-        <w:tc>
-          <w:tcPr>
-            <w:tcW w:type="dxa" w:w="1100"/>
-            <w:tcMar>
-              <w:top w:type="dxa" w:w="50"/>
-              <w:left w:type="dxa" w:w="90"/>
-              <w:bottom w:type="dxa" w:w="50"/>
-              <w:right w:type="dxa" w:w="90"/>
-            </w:tcMar>
-            <w:vAlign w:val="center"/>
-          </w:tcPr>
-          <w:p>
-            <w:pPr>
-              <w:spacing w:after="30" w:before="0"/>
-              <w:jc w:val="center"/>
-            </w:pPr>
-          </w:p>
-        </w:tc>
-        <w:tc>
-          <w:tcPr>
-            <w:tcW w:type="dxa" w:w="1100"/>
-            <w:tcMar>
-              <w:top w:type="dxa" w:w="50"/>
-              <w:left w:type="dxa" w:w="90"/>
-              <w:bottom w:type="dxa" w:w="50"/>
-              <w:right w:type="dxa" w:w="90"/>
-            </w:tcMar>
-            <w:vAlign w:val="center"/>
-          </w:tcPr>
-          <w:p>
-            <w:pPr>
-              <w:spacing w:after="30" w:before="0"/>
-              <w:jc w:val="center"/>
-            </w:pPr>
-          </w:p>
-        </w:tc>
-        <w:tc>
-          <w:tcPr>
-            <w:tcW w:type="dxa" w:w="1100"/>
+            <w:tcW w:type="dxa" w:w="2065"/>
+            <w:tcMar>
+              <w:top w:type="dxa" w:w="50"/>
+              <w:left w:type="dxa" w:w="90"/>
+              <w:bottom w:type="dxa" w:w="50"/>
+              <w:right w:type="dxa" w:w="90"/>
+            </w:tcMar>
+            <w:vAlign w:val="center"/>
+          </w:tcPr>
+          <w:p>
+            <w:pPr>
+              <w:spacing w:after="30" w:before="0"/>
+              <w:jc w:val="center"/>
+            </w:pPr>
+          </w:p>
+        </w:tc>
+        <w:tc>
+          <w:tcPr>
+            <w:tcW w:type="dxa" w:w="1515"/>
+            <w:tcMar>
+              <w:top w:type="dxa" w:w="50"/>
+              <w:left w:type="dxa" w:w="90"/>
+              <w:bottom w:type="dxa" w:w="50"/>
+              <w:right w:type="dxa" w:w="90"/>
+            </w:tcMar>
+            <w:vAlign w:val="center"/>
+          </w:tcPr>
+          <w:p>
+            <w:pPr>
+              <w:spacing w:after="30" w:before="0"/>
+              <w:jc w:val="center"/>
+            </w:pPr>
+          </w:p>
+        </w:tc>
+        <w:tc>
+          <w:tcPr>
+            <w:tcW w:type="dxa" w:w="1515"/>
+            <w:tcMar>
+              <w:top w:type="dxa" w:w="50"/>
+              <w:left w:type="dxa" w:w="90"/>
+              <w:bottom w:type="dxa" w:w="50"/>
+              <w:right w:type="dxa" w:w="90"/>
+            </w:tcMar>
+            <w:vAlign w:val="center"/>
+          </w:tcPr>
+          <w:p>
+            <w:pPr>
+              <w:spacing w:after="30" w:before="0"/>
+              <w:jc w:val="center"/>
+            </w:pPr>
+          </w:p>
+        </w:tc>
+        <w:tc>
+          <w:tcPr>
+            <w:tcW w:type="dxa" w:w="1515"/>
+            <w:tcMar>
+              <w:top w:type="dxa" w:w="50"/>
+              <w:left w:type="dxa" w:w="90"/>
+              <w:bottom w:type="dxa" w:w="50"/>
+              <w:right w:type="dxa" w:w="90"/>
+            </w:tcMar>
+            <w:vAlign w:val="center"/>
+          </w:tcPr>
+          <w:p>
+            <w:pPr>
+              <w:spacing w:after="30" w:before="0"/>
+              <w:jc w:val="center"/>
+            </w:pPr>
+          </w:p>
+        </w:tc>
+        <w:tc>
+          <w:tcPr>
+            <w:tcW w:type="dxa" w:w="1515"/>
+            <w:tcMar>
+              <w:top w:type="dxa" w:w="50"/>
+              <w:left w:type="dxa" w:w="90"/>
+              <w:bottom w:type="dxa" w:w="50"/>
+              <w:right w:type="dxa" w:w="90"/>
+            </w:tcMar>
+            <w:vAlign w:val="center"/>
+          </w:tcPr>
+          <w:p>
+            <w:pPr>
+              <w:spacing w:after="30" w:before="0"/>
+              <w:jc w:val="center"/>
+            </w:pPr>
+          </w:p>
+        </w:tc>
+        <w:tc>
+          <w:tcPr>
+            <w:tcW w:type="dxa" w:w="1515"/>
             <w:tcMar>
               <w:top w:type="dxa" w:w="50"/>
               <w:left w:type="dxa" w:w="90"/>
@@ -8194,7 +7865,7 @@
           <w:sz w:val="19"/>
           <w:szCs w:val="19"/>
         </w:rPr>
-        <w:t xml:space="preserve">Abbildung 6: Tracetabelle zur Vervollständigung. Notieren Sie für jeden Schleifendurchlauf eine Zeile: den Wert von pos zu Beginn des Durchlaufs, das Ergebnis des Vergleichs (wahr/falsch; „–“, wenn pos = 0 gilt) und die Energiewerte in protokoll am Ende des Durchlaufs. Die erste Zeile gibt den Zustand vor dem ersten Durchlauf an.</w:t>
+        <w:t xml:space="preserve">Abbildung 6: Tracetabelle zur Vervollständigung. Tragen Sie die Zeilen an folgenden Stellen des Struktogramms ein: die erste Zeile (Startwerte) nach der Anweisung pos ← 1 vor der Schleife (vorgegeben), danach je eine Zeile am Ende jedes Schleifendurchlaufs, d. h. nach der Verzweigung pos = 0 als letzter Schritt im Schleifenrumpf. Notieren Sie jeweils den Wert von pos zu Beginn des Durchlaufs und die Energiewerte in protokoll am Ende des Durchlaufs.</w:t>
       </w:r>
     </w:p>
     <w:p>
